--- a/StreamFlix Documentation.docx
+++ b/StreamFlix Documentation.docx
@@ -24,7 +24,7 @@
                     <pic:cNvPicPr/>
                   </pic:nvPicPr>
                   <pic:blipFill>
-                    <a:blip r:embed="rId5">
+                    <a:blip r:embed="rId7">
                       <a:extLst>
                         <a:ext uri="{28A0092B-C50C-407E-A947-70E740481C1C}">
                           <a14:useLocalDpi xmlns:a14="http://schemas.microsoft.com/office/drawing/2010/main" val="0"/>
@@ -1459,48 +1459,98 @@
         <w:spacing w:before="60" w:after="80"/>
       </w:pPr>
       <w:r>
-        <w:lastRenderedPageBreak/>
-        <w:t>The site map below shows all the five pages, their sections and the connection between them. Every page is reachable directly from the persistent top navigation bar.</w:t>
-      </w:r>
-    </w:p>
-    <w:p>
-      <w:pPr>
-        <w:spacing w:before="60" w:after="80"/>
-      </w:pPr>
-    </w:p>
-    <w:p>
-      <w:pPr>
-        <w:spacing w:after="160" w:line="259" w:lineRule="auto"/>
-      </w:pPr>
-      <w:r>
         <w:rPr>
           <w:noProof/>
           <w14:ligatures w14:val="standardContextual"/>
         </w:rPr>
+        <w:lastRenderedPageBreak/>
         <mc:AlternateContent>
           <mc:Choice Requires="wps">
             <w:drawing>
-              <wp:anchor distT="0" distB="0" distL="114300" distR="114300" simplePos="0" relativeHeight="251674624" behindDoc="0" locked="0" layoutInCell="1" allowOverlap="1" wp14:anchorId="1C283DDA" wp14:editId="2AD0416A">
+              <wp:anchor distT="0" distB="0" distL="114300" distR="114300" simplePos="0" relativeHeight="251679744" behindDoc="0" locked="0" layoutInCell="1" allowOverlap="1" wp14:anchorId="2C1ED184" wp14:editId="5AE5FA30">
                 <wp:simplePos x="0" y="0"/>
-                <wp:positionH relativeFrom="page">
-                  <wp:posOffset>505690</wp:posOffset>
+                <wp:positionH relativeFrom="column">
+                  <wp:posOffset>2895600</wp:posOffset>
                 </wp:positionH>
                 <wp:positionV relativeFrom="paragraph">
-                  <wp:posOffset>3901093</wp:posOffset>
+                  <wp:posOffset>1173480</wp:posOffset>
                 </wp:positionV>
-                <wp:extent cx="6394450" cy="3816927"/>
-                <wp:effectExtent l="0" t="0" r="25400" b="12700"/>
+                <wp:extent cx="7620" cy="868680"/>
+                <wp:effectExtent l="0" t="0" r="30480" b="26670"/>
                 <wp:wrapNone/>
-                <wp:docPr id="1259681289" name="Text Box 12"/>
+                <wp:docPr id="2024944447" name="Straight Connector 26"/>
                 <wp:cNvGraphicFramePr/>
                 <a:graphic xmlns:a="http://schemas.openxmlformats.org/drawingml/2006/main">
                   <a:graphicData uri="http://schemas.microsoft.com/office/word/2010/wordprocessingShape">
                     <wps:wsp>
-                      <wps:cNvSpPr txBox="1"/>
+                      <wps:cNvCnPr/>
                       <wps:spPr>
                         <a:xfrm>
                           <a:off x="0" y="0"/>
-                          <a:ext cx="6394450" cy="3816927"/>
+                          <a:ext cx="7620" cy="868680"/>
+                        </a:xfrm>
+                        <a:prstGeom prst="line">
+                          <a:avLst/>
+                        </a:prstGeom>
+                      </wps:spPr>
+                      <wps:style>
+                        <a:lnRef idx="1">
+                          <a:schemeClr val="accent1"/>
+                        </a:lnRef>
+                        <a:fillRef idx="0">
+                          <a:schemeClr val="accent1"/>
+                        </a:fillRef>
+                        <a:effectRef idx="0">
+                          <a:schemeClr val="accent1"/>
+                        </a:effectRef>
+                        <a:fontRef idx="minor">
+                          <a:schemeClr val="tx1"/>
+                        </a:fontRef>
+                      </wps:style>
+                      <wps:bodyPr/>
+                    </wps:wsp>
+                  </a:graphicData>
+                </a:graphic>
+              </wp:anchor>
+            </w:drawing>
+          </mc:Choice>
+          <mc:Fallback>
+            <w:pict>
+              <v:line w14:anchorId="7AB0FB8E" id="Straight Connector 26" o:spid="_x0000_s1026" style="position:absolute;z-index:251679744;visibility:visible;mso-wrap-style:square;mso-wrap-distance-left:9pt;mso-wrap-distance-top:0;mso-wrap-distance-right:9pt;mso-wrap-distance-bottom:0;mso-position-horizontal:absolute;mso-position-horizontal-relative:text;mso-position-vertical:absolute;mso-position-vertical-relative:text" from="228pt,92.4pt" to="228.6pt,160.8pt" o:gfxdata="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" strokecolor="#4472c4 [3204]" strokeweight=".5pt">
+                <v:stroke joinstyle="miter"/>
+              </v:line>
+            </w:pict>
+          </mc:Fallback>
+        </mc:AlternateContent>
+      </w:r>
+      <w:r>
+        <w:rPr>
+          <w:noProof/>
+        </w:rPr>
+        <mc:AlternateContent>
+          <mc:Choice Requires="wps">
+            <w:drawing>
+              <wp:anchor distT="182880" distB="182880" distL="114300" distR="114300" simplePos="0" relativeHeight="251678720" behindDoc="0" locked="0" layoutInCell="1" allowOverlap="1" wp14:anchorId="02837E03" wp14:editId="5D439901">
+                <wp:simplePos x="0" y="0"/>
+                <wp:positionH relativeFrom="margin">
+                  <wp:posOffset>2216150</wp:posOffset>
+                </wp:positionH>
+                <wp:positionV relativeFrom="margin">
+                  <wp:posOffset>652145</wp:posOffset>
+                </wp:positionV>
+                <wp:extent cx="1455420" cy="1334770"/>
+                <wp:effectExtent l="0" t="0" r="11430" b="22860"/>
+                <wp:wrapTopAndBottom/>
+                <wp:docPr id="1767382078" name="Rectangle 8" descr="Color-block pull quote"/>
+                <wp:cNvGraphicFramePr/>
+                <a:graphic xmlns:a="http://schemas.openxmlformats.org/drawingml/2006/main">
+                  <a:graphicData uri="http://schemas.microsoft.com/office/word/2010/wordprocessingShape">
+                    <wps:wsp>
+                      <wps:cNvSpPr/>
+                      <wps:spPr>
+                        <a:xfrm>
+                          <a:off x="0" y="0"/>
+                          <a:ext cx="1455420" cy="1334770"/>
                         </a:xfrm>
                         <a:prstGeom prst="rect">
                           <a:avLst/>
@@ -1528,6 +1578,186 @@
                               <w:rPr>
                                 <w:b/>
                                 <w:bCs/>
+                                <w:color w:val="000000" w:themeColor="text1"/>
+                                <w:u w:val="single"/>
+                                <w:lang w:val="en-GB"/>
+                              </w:rPr>
+                            </w:pPr>
+                            <w:r>
+                              <w:rPr>
+                                <w:b/>
+                                <w:bCs/>
+                                <w:color w:val="000000" w:themeColor="text1"/>
+                                <w:u w:val="single"/>
+                                <w:lang w:val="en-GB"/>
+                              </w:rPr>
+                              <w:t>LOGIN</w:t>
+                            </w:r>
+                          </w:p>
+                          <w:p>
+                            <w:pPr>
+                              <w:rPr>
+                                <w:b/>
+                                <w:bCs/>
+                                <w:color w:val="000000" w:themeColor="text1"/>
+                                <w:lang w:val="en-GB"/>
+                              </w:rPr>
+                            </w:pPr>
+                            <w:r>
+                              <w:rPr>
+                                <w:b/>
+                                <w:bCs/>
+                                <w:color w:val="000000" w:themeColor="text1"/>
+                                <w:lang w:val="en-GB"/>
+                              </w:rPr>
+                              <w:t>index.html</w:t>
+                            </w:r>
+                          </w:p>
+                        </w:txbxContent>
+                      </wps:txbx>
+                      <wps:bodyPr rot="0" spcFirstLastPara="0" vertOverflow="overflow" horzOverflow="overflow" vert="horz" wrap="square" lIns="365760" tIns="91440" rIns="365760" bIns="91440" numCol="1" spcCol="0" rtlCol="0" fromWordArt="0" anchor="ctr" anchorCtr="0" forceAA="0" compatLnSpc="1">
+                        <a:prstTxWarp prst="textNoShape">
+                          <a:avLst/>
+                        </a:prstTxWarp>
+                        <a:spAutoFit/>
+                      </wps:bodyPr>
+                    </wps:wsp>
+                  </a:graphicData>
+                </a:graphic>
+                <wp14:sizeRelH relativeFrom="margin">
+                  <wp14:pctWidth>0</wp14:pctWidth>
+                </wp14:sizeRelH>
+                <wp14:sizeRelV relativeFrom="margin">
+                  <wp14:pctHeight>0</wp14:pctHeight>
+                </wp14:sizeRelV>
+              </wp:anchor>
+            </w:drawing>
+          </mc:Choice>
+          <mc:Fallback>
+            <w:pict>
+              <v:rect w14:anchorId="02837E03" id="_x0000_s1028" alt="Color-block pull quote" style="position:absolute;margin-left:174.5pt;margin-top:51.35pt;width:114.6pt;height:105.1pt;z-index:251678720;visibility:visible;mso-wrap-style:square;mso-width-percent:0;mso-height-percent:0;mso-wrap-distance-left:9pt;mso-wrap-distance-top:14.4pt;mso-wrap-distance-right:9pt;mso-wrap-distance-bottom:14.4pt;mso-position-horizontal:absolute;mso-position-horizontal-relative:margin;mso-position-vertical:absolute;mso-position-vertical-relative:margin;mso-width-percent:0;mso-height-percent:0;mso-width-relative:margin;mso-height-relative:margin;v-text-anchor:middle" o:gfxdata="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" fillcolor="#82a0d7 [2164]" strokecolor="#4472c4 [3204]" strokeweight=".5pt">
+                <v:fill color2="#678ccf [2612]" rotate="t" colors="0 #a8b7df;.5 #9aabd9;1 #879ed7" focus="100%" type="gradient">
+                  <o:fill v:ext="view" type="gradientUnscaled"/>
+                </v:fill>
+                <v:textbox style="mso-fit-shape-to-text:t" inset="28.8pt,7.2pt,28.8pt,7.2pt">
+                  <w:txbxContent>
+                    <w:p>
+                      <w:pPr>
+                        <w:rPr>
+                          <w:b/>
+                          <w:bCs/>
+                          <w:color w:val="000000" w:themeColor="text1"/>
+                          <w:u w:val="single"/>
+                          <w:lang w:val="en-GB"/>
+                        </w:rPr>
+                      </w:pPr>
+                      <w:r>
+                        <w:rPr>
+                          <w:b/>
+                          <w:bCs/>
+                          <w:color w:val="000000" w:themeColor="text1"/>
+                          <w:u w:val="single"/>
+                          <w:lang w:val="en-GB"/>
+                        </w:rPr>
+                        <w:t>LOGIN</w:t>
+                      </w:r>
+                    </w:p>
+                    <w:p>
+                      <w:pPr>
+                        <w:rPr>
+                          <w:b/>
+                          <w:bCs/>
+                          <w:color w:val="000000" w:themeColor="text1"/>
+                          <w:lang w:val="en-GB"/>
+                        </w:rPr>
+                      </w:pPr>
+                      <w:r>
+                        <w:rPr>
+                          <w:b/>
+                          <w:bCs/>
+                          <w:color w:val="000000" w:themeColor="text1"/>
+                          <w:lang w:val="en-GB"/>
+                        </w:rPr>
+                        <w:t>index.html</w:t>
+                      </w:r>
+                    </w:p>
+                  </w:txbxContent>
+                </v:textbox>
+                <w10:wrap type="topAndBottom" anchorx="margin" anchory="margin"/>
+              </v:rect>
+            </w:pict>
+          </mc:Fallback>
+        </mc:AlternateContent>
+      </w:r>
+      <w:r>
+        <w:t>The site map below shows all the five pages, their sections and the connection between them. Every page is reachable directly from the persistent top navigation bar.</w:t>
+      </w:r>
+    </w:p>
+    <w:p>
+      <w:pPr>
+        <w:spacing w:before="60" w:after="80"/>
+      </w:pPr>
+    </w:p>
+    <w:p>
+      <w:pPr>
+        <w:spacing w:after="160" w:line="259" w:lineRule="auto"/>
+      </w:pPr>
+      <w:r>
+        <w:rPr>
+          <w:noProof/>
+          <w14:ligatures w14:val="standardContextual"/>
+        </w:rPr>
+        <mc:AlternateContent>
+          <mc:Choice Requires="wps">
+            <w:drawing>
+              <wp:anchor distT="0" distB="0" distL="114300" distR="114300" simplePos="0" relativeHeight="251674624" behindDoc="0" locked="0" layoutInCell="1" allowOverlap="1" wp14:anchorId="1C283DDA" wp14:editId="0D4C4B11">
+                <wp:simplePos x="0" y="0"/>
+                <wp:positionH relativeFrom="page">
+                  <wp:posOffset>495300</wp:posOffset>
+                </wp:positionH>
+                <wp:positionV relativeFrom="paragraph">
+                  <wp:posOffset>3213100</wp:posOffset>
+                </wp:positionV>
+                <wp:extent cx="6394450" cy="4838700"/>
+                <wp:effectExtent l="0" t="0" r="25400" b="19050"/>
+                <wp:wrapNone/>
+                <wp:docPr id="1259681289" name="Text Box 12"/>
+                <wp:cNvGraphicFramePr/>
+                <a:graphic xmlns:a="http://schemas.openxmlformats.org/drawingml/2006/main">
+                  <a:graphicData uri="http://schemas.microsoft.com/office/word/2010/wordprocessingShape">
+                    <wps:wsp>
+                      <wps:cNvSpPr txBox="1"/>
+                      <wps:spPr>
+                        <a:xfrm>
+                          <a:off x="0" y="0"/>
+                          <a:ext cx="6394450" cy="4838700"/>
+                        </a:xfrm>
+                        <a:prstGeom prst="rect">
+                          <a:avLst/>
+                        </a:prstGeom>
+                        <a:ln/>
+                      </wps:spPr>
+                      <wps:style>
+                        <a:lnRef idx="1">
+                          <a:schemeClr val="accent1"/>
+                        </a:lnRef>
+                        <a:fillRef idx="2">
+                          <a:schemeClr val="accent1"/>
+                        </a:fillRef>
+                        <a:effectRef idx="1">
+                          <a:schemeClr val="accent1"/>
+                        </a:effectRef>
+                        <a:fontRef idx="minor">
+                          <a:schemeClr val="dk1"/>
+                        </a:fontRef>
+                      </wps:style>
+                      <wps:txbx>
+                        <w:txbxContent>
+                          <w:p>
+                            <w:pPr>
+                              <w:rPr>
+                                <w:b/>
+                                <w:bCs/>
                                 <w:lang w:val="en-GB"/>
                               </w:rPr>
                             </w:pPr>
@@ -1645,57 +1875,71 @@
                                 <w:bCs/>
                                 <w:lang w:val="en-GB"/>
                               </w:rPr>
-                              <w:t xml:space="preserve"> A horizontal scroll showing 8 </w:t>
-                            </w:r>
-                            <w:r>
-                              <w:rPr>
-                                <w:b/>
-                                <w:bCs/>
-                                <w:lang w:val="en-GB"/>
-                              </w:rPr>
-                              <w:t xml:space="preserve">trend, </w:t>
-                            </w:r>
-                            <w:proofErr w:type="spellStart"/>
-                            <w:r>
-                              <w:rPr>
-                                <w:b/>
-                                <w:bCs/>
-                                <w:lang w:val="en-GB"/>
-                              </w:rPr>
-                              <w:t>StreamFlix</w:t>
-                            </w:r>
-                            <w:proofErr w:type="spellEnd"/>
-                            <w:r>
-                              <w:rPr>
-                                <w:b/>
-                                <w:bCs/>
-                                <w:lang w:val="en-GB"/>
-                              </w:rPr>
-                              <w:t xml:space="preserve"> </w:t>
-                            </w:r>
-                            <w:r>
-                              <w:rPr>
-                                <w:b/>
-                                <w:bCs/>
-                                <w:lang w:val="en-GB"/>
-                              </w:rPr>
-                              <w:t>originals</w:t>
-                            </w:r>
-                            <w:r>
-                              <w:rPr>
-                                <w:b/>
-                                <w:bCs/>
-                                <w:lang w:val="en-GB"/>
-                              </w:rPr>
-                              <w:t xml:space="preserve">, coming soon and Animation </w:t>
-                            </w:r>
-                            <w:r>
-                              <w:rPr>
-                                <w:b/>
-                                <w:bCs/>
-                                <w:lang w:val="en-GB"/>
-                              </w:rPr>
-                              <w:t xml:space="preserve">movies in a loop with a trailer </w:t>
+                              <w:t xml:space="preserve"> A horizontal scroll showing </w:t>
+                            </w:r>
+                            <w:r>
+                              <w:rPr>
+                                <w:b/>
+                                <w:bCs/>
+                                <w:lang w:val="en-GB"/>
+                              </w:rPr>
+                              <w:t>at least 5 popular</w:t>
+                            </w:r>
+                            <w:r>
+                              <w:rPr>
+                                <w:b/>
+                                <w:bCs/>
+                                <w:lang w:val="en-GB"/>
+                              </w:rPr>
+                              <w:t xml:space="preserve">, </w:t>
+                            </w:r>
+                            <w:r>
+                              <w:rPr>
+                                <w:b/>
+                                <w:bCs/>
+                                <w:lang w:val="en-GB"/>
+                              </w:rPr>
+                              <w:t>regional picks</w:t>
+                            </w:r>
+                            <w:r>
+                              <w:rPr>
+                                <w:b/>
+                                <w:bCs/>
+                                <w:lang w:val="en-GB"/>
+                              </w:rPr>
+                              <w:t xml:space="preserve">, </w:t>
+                            </w:r>
+                            <w:r>
+                              <w:rPr>
+                                <w:b/>
+                                <w:bCs/>
+                                <w:lang w:val="en-GB"/>
+                              </w:rPr>
+                              <w:t>new release</w:t>
+                            </w:r>
+                            <w:r>
+                              <w:rPr>
+                                <w:b/>
+                                <w:bCs/>
+                                <w:lang w:val="en-GB"/>
+                              </w:rPr>
+                              <w:t>, live and upcoming sports and a continue</w:t>
+                            </w:r>
+                            <w:r>
+                              <w:rPr>
+                                <w:b/>
+                                <w:bCs/>
+                                <w:lang w:val="en-GB"/>
+                              </w:rPr>
+                              <w:t xml:space="preserve"> viewing features</w:t>
+                            </w:r>
+                            <w:r>
+                              <w:rPr>
+                                <w:b/>
+                                <w:bCs/>
+                                <w:lang w:val="en-GB"/>
+                              </w:rPr>
+                              <w:t xml:space="preserve"> in a loop with a trailer </w:t>
                             </w:r>
                             <w:r>
                               <w:rPr>
@@ -1809,15 +2053,31 @@
                                 <w:bCs/>
                                 <w:lang w:val="en-GB"/>
                               </w:rPr>
-                              <w:t xml:space="preserve">A footer that shows the brand info, navigation links </w:t>
-                            </w:r>
-                            <w:r>
-                              <w:rPr>
-                                <w:b/>
-                                <w:bCs/>
-                                <w:lang w:val="en-GB"/>
-                              </w:rPr>
-                              <w:t>and social media ico</w:t>
+                              <w:t xml:space="preserve">A footer that shows the brand </w:t>
+                            </w:r>
+                            <w:r>
+                              <w:rPr>
+                                <w:b/>
+                                <w:bCs/>
+                                <w:lang w:val="en-GB"/>
+                              </w:rPr>
+                              <w:t>information</w:t>
+                            </w:r>
+                            <w:r>
+                              <w:rPr>
+                                <w:b/>
+                                <w:bCs/>
+                                <w:lang w:val="en-GB"/>
+                              </w:rPr>
+                              <w:t>,</w:t>
+                            </w:r>
+                            <w:r>
+                              <w:rPr>
+                                <w:b/>
+                                <w:bCs/>
+                                <w:lang w:val="en-GB"/>
+                              </w:rPr>
+                              <w:t xml:space="preserve"> social media ico</w:t>
                             </w:r>
                             <w:r>
                               <w:rPr>
@@ -1826,6 +2086,97 @@
                                 <w:lang w:val="en-GB"/>
                               </w:rPr>
                               <w:t>ns</w:t>
+                            </w:r>
+                            <w:r>
+                              <w:rPr>
+                                <w:b/>
+                                <w:bCs/>
+                                <w:lang w:val="en-GB"/>
+                              </w:rPr>
+                              <w:t xml:space="preserve"> contact inf</w:t>
+                            </w:r>
+                            <w:r>
+                              <w:rPr>
+                                <w:b/>
+                                <w:bCs/>
+                                <w:lang w:val="en-GB"/>
+                              </w:rPr>
+                              <w:t>ormation and copyrights</w:t>
+                            </w:r>
+                          </w:p>
+                          <w:p>
+                            <w:pPr>
+                              <w:rPr>
+                                <w:b/>
+                                <w:bCs/>
+                                <w:lang w:val="en-GB"/>
+                              </w:rPr>
+                            </w:pPr>
+                          </w:p>
+                          <w:p>
+                            <w:pPr>
+                              <w:rPr>
+                                <w:b/>
+                                <w:bCs/>
+                                <w:lang w:val="en-GB"/>
+                              </w:rPr>
+                            </w:pPr>
+                            <w:r>
+                              <w:rPr>
+                                <w:b/>
+                                <w:bCs/>
+                                <w:lang w:val="en-GB"/>
+                              </w:rPr>
+                              <w:t>L</w:t>
+                            </w:r>
+                            <w:r>
+                              <w:rPr>
+                                <w:b/>
+                                <w:bCs/>
+                                <w:lang w:val="en-GB"/>
+                              </w:rPr>
+                              <w:t>ogin</w:t>
+                            </w:r>
+                            <w:r>
+                              <w:rPr>
+                                <w:b/>
+                                <w:bCs/>
+                                <w:lang w:val="en-GB"/>
+                              </w:rPr>
+                              <w:t>.html</w:t>
+                            </w:r>
+                          </w:p>
+                          <w:p>
+                            <w:pPr>
+                              <w:rPr>
+                                <w:b/>
+                                <w:bCs/>
+                                <w:lang w:val="en-GB"/>
+                              </w:rPr>
+                            </w:pPr>
+                            <w:r>
+                              <w:rPr>
+                                <w:b/>
+                                <w:bCs/>
+                                <w:lang w:val="en-GB"/>
+                              </w:rPr>
+                              <w:t>Provides a login</w:t>
+                            </w:r>
+                            <w:r>
+                              <w:rPr>
+                                <w:b/>
+                                <w:bCs/>
+                                <w:lang w:val="en-GB"/>
+                              </w:rPr>
+                              <w:t xml:space="preserve"> structure for </w:t>
+                            </w:r>
+                            <w:r>
+                              <w:rPr>
+                                <w:b/>
+                                <w:bCs/>
+                                <w:lang w:val="en-GB"/>
+                              </w:rPr>
+                              <w:t>first time viewers</w:t>
                             </w:r>
                           </w:p>
                           <w:p>
@@ -2221,7 +2572,7 @@
                 <v:stroke joinstyle="miter"/>
                 <v:path gradientshapeok="t" o:connecttype="rect"/>
               </v:shapetype>
-              <v:shape id="Text Box 12" o:spid="_x0000_s1028" type="#_x0000_t202" style="position:absolute;margin-left:39.8pt;margin-top:307.15pt;width:503.5pt;height:300.55pt;z-index:251674624;visibility:visible;mso-wrap-style:square;mso-height-percent:0;mso-wrap-distance-left:9pt;mso-wrap-distance-top:0;mso-wrap-distance-right:9pt;mso-wrap-distance-bottom:0;mso-position-horizontal:absolute;mso-position-horizontal-relative:page;mso-position-vertical:absolute;mso-position-vertical-relative:text;mso-height-percent:0;mso-height-relative:margin;v-text-anchor:top" o:gfxdata="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" fillcolor="#82a0d7 [2164]" strokecolor="#4472c4 [3204]" strokeweight=".5pt">
+              <v:shape id="Text Box 12" o:spid="_x0000_s1029" type="#_x0000_t202" style="position:absolute;margin-left:39pt;margin-top:253pt;width:503.5pt;height:381pt;z-index:251674624;visibility:visible;mso-wrap-style:square;mso-height-percent:0;mso-wrap-distance-left:9pt;mso-wrap-distance-top:0;mso-wrap-distance-right:9pt;mso-wrap-distance-bottom:0;mso-position-horizontal:absolute;mso-position-horizontal-relative:page;mso-position-vertical:absolute;mso-position-vertical-relative:text;mso-height-percent:0;mso-height-relative:margin;v-text-anchor:top" o:gfxdata="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" fillcolor="#82a0d7 [2164]" strokecolor="#4472c4 [3204]" strokeweight=".5pt">
                 <v:fill color2="#678ccf [2612]" rotate="t" colors="0 #a8b7df;.5 #9aabd9;1 #879ed7" focus="100%" type="gradient">
                   <o:fill v:ext="view" type="gradientUnscaled"/>
                 </v:fill>
@@ -2349,57 +2700,71 @@
                           <w:bCs/>
                           <w:lang w:val="en-GB"/>
                         </w:rPr>
-                        <w:t xml:space="preserve"> A horizontal scroll showing 8 </w:t>
-                      </w:r>
-                      <w:r>
-                        <w:rPr>
-                          <w:b/>
-                          <w:bCs/>
-                          <w:lang w:val="en-GB"/>
-                        </w:rPr>
-                        <w:t xml:space="preserve">trend, </w:t>
-                      </w:r>
-                      <w:proofErr w:type="spellStart"/>
-                      <w:r>
-                        <w:rPr>
-                          <w:b/>
-                          <w:bCs/>
-                          <w:lang w:val="en-GB"/>
-                        </w:rPr>
-                        <w:t>StreamFlix</w:t>
-                      </w:r>
-                      <w:proofErr w:type="spellEnd"/>
-                      <w:r>
-                        <w:rPr>
-                          <w:b/>
-                          <w:bCs/>
-                          <w:lang w:val="en-GB"/>
-                        </w:rPr>
-                        <w:t xml:space="preserve"> </w:t>
-                      </w:r>
-                      <w:r>
-                        <w:rPr>
-                          <w:b/>
-                          <w:bCs/>
-                          <w:lang w:val="en-GB"/>
-                        </w:rPr>
-                        <w:t>originals</w:t>
-                      </w:r>
-                      <w:r>
-                        <w:rPr>
-                          <w:b/>
-                          <w:bCs/>
-                          <w:lang w:val="en-GB"/>
-                        </w:rPr>
-                        <w:t xml:space="preserve">, coming soon and Animation </w:t>
-                      </w:r>
-                      <w:r>
-                        <w:rPr>
-                          <w:b/>
-                          <w:bCs/>
-                          <w:lang w:val="en-GB"/>
-                        </w:rPr>
-                        <w:t xml:space="preserve">movies in a loop with a trailer </w:t>
+                        <w:t xml:space="preserve"> A horizontal scroll showing </w:t>
+                      </w:r>
+                      <w:r>
+                        <w:rPr>
+                          <w:b/>
+                          <w:bCs/>
+                          <w:lang w:val="en-GB"/>
+                        </w:rPr>
+                        <w:t>at least 5 popular</w:t>
+                      </w:r>
+                      <w:r>
+                        <w:rPr>
+                          <w:b/>
+                          <w:bCs/>
+                          <w:lang w:val="en-GB"/>
+                        </w:rPr>
+                        <w:t xml:space="preserve">, </w:t>
+                      </w:r>
+                      <w:r>
+                        <w:rPr>
+                          <w:b/>
+                          <w:bCs/>
+                          <w:lang w:val="en-GB"/>
+                        </w:rPr>
+                        <w:t>regional picks</w:t>
+                      </w:r>
+                      <w:r>
+                        <w:rPr>
+                          <w:b/>
+                          <w:bCs/>
+                          <w:lang w:val="en-GB"/>
+                        </w:rPr>
+                        <w:t xml:space="preserve">, </w:t>
+                      </w:r>
+                      <w:r>
+                        <w:rPr>
+                          <w:b/>
+                          <w:bCs/>
+                          <w:lang w:val="en-GB"/>
+                        </w:rPr>
+                        <w:t>new release</w:t>
+                      </w:r>
+                      <w:r>
+                        <w:rPr>
+                          <w:b/>
+                          <w:bCs/>
+                          <w:lang w:val="en-GB"/>
+                        </w:rPr>
+                        <w:t>, live and upcoming sports and a continue</w:t>
+                      </w:r>
+                      <w:r>
+                        <w:rPr>
+                          <w:b/>
+                          <w:bCs/>
+                          <w:lang w:val="en-GB"/>
+                        </w:rPr>
+                        <w:t xml:space="preserve"> viewing features</w:t>
+                      </w:r>
+                      <w:r>
+                        <w:rPr>
+                          <w:b/>
+                          <w:bCs/>
+                          <w:lang w:val="en-GB"/>
+                        </w:rPr>
+                        <w:t xml:space="preserve"> in a loop with a trailer </w:t>
                       </w:r>
                       <w:r>
                         <w:rPr>
@@ -2513,15 +2878,31 @@
                           <w:bCs/>
                           <w:lang w:val="en-GB"/>
                         </w:rPr>
-                        <w:t xml:space="preserve">A footer that shows the brand info, navigation links </w:t>
-                      </w:r>
-                      <w:r>
-                        <w:rPr>
-                          <w:b/>
-                          <w:bCs/>
-                          <w:lang w:val="en-GB"/>
-                        </w:rPr>
-                        <w:t>and social media ico</w:t>
+                        <w:t xml:space="preserve">A footer that shows the brand </w:t>
+                      </w:r>
+                      <w:r>
+                        <w:rPr>
+                          <w:b/>
+                          <w:bCs/>
+                          <w:lang w:val="en-GB"/>
+                        </w:rPr>
+                        <w:t>information</w:t>
+                      </w:r>
+                      <w:r>
+                        <w:rPr>
+                          <w:b/>
+                          <w:bCs/>
+                          <w:lang w:val="en-GB"/>
+                        </w:rPr>
+                        <w:t>,</w:t>
+                      </w:r>
+                      <w:r>
+                        <w:rPr>
+                          <w:b/>
+                          <w:bCs/>
+                          <w:lang w:val="en-GB"/>
+                        </w:rPr>
+                        <w:t xml:space="preserve"> social media ico</w:t>
                       </w:r>
                       <w:r>
                         <w:rPr>
@@ -2530,6 +2911,97 @@
                           <w:lang w:val="en-GB"/>
                         </w:rPr>
                         <w:t>ns</w:t>
+                      </w:r>
+                      <w:r>
+                        <w:rPr>
+                          <w:b/>
+                          <w:bCs/>
+                          <w:lang w:val="en-GB"/>
+                        </w:rPr>
+                        <w:t xml:space="preserve"> contact inf</w:t>
+                      </w:r>
+                      <w:r>
+                        <w:rPr>
+                          <w:b/>
+                          <w:bCs/>
+                          <w:lang w:val="en-GB"/>
+                        </w:rPr>
+                        <w:t>ormation and copyrights</w:t>
+                      </w:r>
+                    </w:p>
+                    <w:p>
+                      <w:pPr>
+                        <w:rPr>
+                          <w:b/>
+                          <w:bCs/>
+                          <w:lang w:val="en-GB"/>
+                        </w:rPr>
+                      </w:pPr>
+                    </w:p>
+                    <w:p>
+                      <w:pPr>
+                        <w:rPr>
+                          <w:b/>
+                          <w:bCs/>
+                          <w:lang w:val="en-GB"/>
+                        </w:rPr>
+                      </w:pPr>
+                      <w:r>
+                        <w:rPr>
+                          <w:b/>
+                          <w:bCs/>
+                          <w:lang w:val="en-GB"/>
+                        </w:rPr>
+                        <w:t>L</w:t>
+                      </w:r>
+                      <w:r>
+                        <w:rPr>
+                          <w:b/>
+                          <w:bCs/>
+                          <w:lang w:val="en-GB"/>
+                        </w:rPr>
+                        <w:t>ogin</w:t>
+                      </w:r>
+                      <w:r>
+                        <w:rPr>
+                          <w:b/>
+                          <w:bCs/>
+                          <w:lang w:val="en-GB"/>
+                        </w:rPr>
+                        <w:t>.html</w:t>
+                      </w:r>
+                    </w:p>
+                    <w:p>
+                      <w:pPr>
+                        <w:rPr>
+                          <w:b/>
+                          <w:bCs/>
+                          <w:lang w:val="en-GB"/>
+                        </w:rPr>
+                      </w:pPr>
+                      <w:r>
+                        <w:rPr>
+                          <w:b/>
+                          <w:bCs/>
+                          <w:lang w:val="en-GB"/>
+                        </w:rPr>
+                        <w:t>Provides a login</w:t>
+                      </w:r>
+                      <w:r>
+                        <w:rPr>
+                          <w:b/>
+                          <w:bCs/>
+                          <w:lang w:val="en-GB"/>
+                        </w:rPr>
+                        <w:t xml:space="preserve"> structure for </w:t>
+                      </w:r>
+                      <w:r>
+                        <w:rPr>
+                          <w:b/>
+                          <w:bCs/>
+                          <w:lang w:val="en-GB"/>
+                        </w:rPr>
+                        <w:t>first time viewers</w:t>
                       </w:r>
                     </w:p>
                     <w:p>
@@ -2913,17 +3385,593 @@
       <w:r>
         <w:rPr>
           <w:noProof/>
+          <w14:ligatures w14:val="standardContextual"/>
         </w:rPr>
         <mc:AlternateContent>
           <mc:Choice Requires="wps">
             <w:drawing>
-              <wp:anchor distT="182880" distB="182880" distL="114300" distR="114300" simplePos="0" relativeHeight="251663360" behindDoc="0" locked="0" layoutInCell="1" allowOverlap="1" wp14:anchorId="230C8B33" wp14:editId="001B1A46">
+              <wp:anchor distT="0" distB="0" distL="114300" distR="114300" simplePos="0" relativeHeight="251688960" behindDoc="0" locked="0" layoutInCell="1" allowOverlap="1" wp14:anchorId="639D5846" wp14:editId="2BBEEB32">
+                <wp:simplePos x="0" y="0"/>
+                <wp:positionH relativeFrom="column">
+                  <wp:posOffset>5829300</wp:posOffset>
+                </wp:positionH>
+                <wp:positionV relativeFrom="paragraph">
+                  <wp:posOffset>1765300</wp:posOffset>
+                </wp:positionV>
+                <wp:extent cx="22860" cy="419100"/>
+                <wp:effectExtent l="0" t="0" r="34290" b="19050"/>
+                <wp:wrapNone/>
+                <wp:docPr id="1690655265" name="Straight Connector 37"/>
+                <wp:cNvGraphicFramePr/>
+                <a:graphic xmlns:a="http://schemas.openxmlformats.org/drawingml/2006/main">
+                  <a:graphicData uri="http://schemas.microsoft.com/office/word/2010/wordprocessingShape">
+                    <wps:wsp>
+                      <wps:cNvCnPr/>
+                      <wps:spPr>
+                        <a:xfrm>
+                          <a:off x="0" y="0"/>
+                          <a:ext cx="22860" cy="419100"/>
+                        </a:xfrm>
+                        <a:prstGeom prst="line">
+                          <a:avLst/>
+                        </a:prstGeom>
+                      </wps:spPr>
+                      <wps:style>
+                        <a:lnRef idx="1">
+                          <a:schemeClr val="accent1"/>
+                        </a:lnRef>
+                        <a:fillRef idx="0">
+                          <a:schemeClr val="accent1"/>
+                        </a:fillRef>
+                        <a:effectRef idx="0">
+                          <a:schemeClr val="accent1"/>
+                        </a:effectRef>
+                        <a:fontRef idx="minor">
+                          <a:schemeClr val="tx1"/>
+                        </a:fontRef>
+                      </wps:style>
+                      <wps:bodyPr/>
+                    </wps:wsp>
+                  </a:graphicData>
+                </a:graphic>
+              </wp:anchor>
+            </w:drawing>
+          </mc:Choice>
+          <mc:Fallback>
+            <w:pict>
+              <v:line w14:anchorId="71FFF6AD" id="Straight Connector 37" o:spid="_x0000_s1026" style="position:absolute;z-index:251688960;visibility:visible;mso-wrap-style:square;mso-wrap-distance-left:9pt;mso-wrap-distance-top:0;mso-wrap-distance-right:9pt;mso-wrap-distance-bottom:0;mso-position-horizontal:absolute;mso-position-horizontal-relative:text;mso-position-vertical:absolute;mso-position-vertical-relative:text" from="459pt,139pt" to="460.8pt,172pt" o:gfxdata="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" strokecolor="#4472c4 [3204]" strokeweight=".5pt">
+                <v:stroke joinstyle="miter"/>
+              </v:line>
+            </w:pict>
+          </mc:Fallback>
+        </mc:AlternateContent>
+      </w:r>
+      <w:r>
+        <w:rPr>
+          <w:noProof/>
+          <w14:ligatures w14:val="standardContextual"/>
+        </w:rPr>
+        <mc:AlternateContent>
+          <mc:Choice Requires="wps">
+            <w:drawing>
+              <wp:anchor distT="0" distB="0" distL="114300" distR="114300" simplePos="0" relativeHeight="251687936" behindDoc="0" locked="0" layoutInCell="1" allowOverlap="1" wp14:anchorId="3EFF69EB" wp14:editId="5D38BDB7">
+                <wp:simplePos x="0" y="0"/>
+                <wp:positionH relativeFrom="column">
+                  <wp:posOffset>4381500</wp:posOffset>
+                </wp:positionH>
+                <wp:positionV relativeFrom="paragraph">
+                  <wp:posOffset>1803400</wp:posOffset>
+                </wp:positionV>
+                <wp:extent cx="0" cy="411480"/>
+                <wp:effectExtent l="0" t="0" r="38100" b="26670"/>
+                <wp:wrapNone/>
+                <wp:docPr id="1669864866" name="Straight Connector 36"/>
+                <wp:cNvGraphicFramePr/>
+                <a:graphic xmlns:a="http://schemas.openxmlformats.org/drawingml/2006/main">
+                  <a:graphicData uri="http://schemas.microsoft.com/office/word/2010/wordprocessingShape">
+                    <wps:wsp>
+                      <wps:cNvCnPr/>
+                      <wps:spPr>
+                        <a:xfrm>
+                          <a:off x="0" y="0"/>
+                          <a:ext cx="0" cy="411480"/>
+                        </a:xfrm>
+                        <a:prstGeom prst="line">
+                          <a:avLst/>
+                        </a:prstGeom>
+                      </wps:spPr>
+                      <wps:style>
+                        <a:lnRef idx="1">
+                          <a:schemeClr val="accent1"/>
+                        </a:lnRef>
+                        <a:fillRef idx="0">
+                          <a:schemeClr val="accent1"/>
+                        </a:fillRef>
+                        <a:effectRef idx="0">
+                          <a:schemeClr val="accent1"/>
+                        </a:effectRef>
+                        <a:fontRef idx="minor">
+                          <a:schemeClr val="tx1"/>
+                        </a:fontRef>
+                      </wps:style>
+                      <wps:bodyPr/>
+                    </wps:wsp>
+                  </a:graphicData>
+                </a:graphic>
+              </wp:anchor>
+            </w:drawing>
+          </mc:Choice>
+          <mc:Fallback>
+            <w:pict>
+              <v:line w14:anchorId="5D20F8F1" id="Straight Connector 36" o:spid="_x0000_s1026" style="position:absolute;z-index:251687936;visibility:visible;mso-wrap-style:square;mso-wrap-distance-left:9pt;mso-wrap-distance-top:0;mso-wrap-distance-right:9pt;mso-wrap-distance-bottom:0;mso-position-horizontal:absolute;mso-position-horizontal-relative:text;mso-position-vertical:absolute;mso-position-vertical-relative:text" from="345pt,142pt" to="345pt,174.4pt" o:gfxdata="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" strokecolor="#4472c4 [3204]" strokeweight=".5pt">
+                <v:stroke joinstyle="miter"/>
+              </v:line>
+            </w:pict>
+          </mc:Fallback>
+        </mc:AlternateContent>
+      </w:r>
+      <w:r>
+        <w:rPr>
+          <w:noProof/>
+          <w14:ligatures w14:val="standardContextual"/>
+        </w:rPr>
+        <mc:AlternateContent>
+          <mc:Choice Requires="wps">
+            <w:drawing>
+              <wp:anchor distT="0" distB="0" distL="114300" distR="114300" simplePos="0" relativeHeight="251686912" behindDoc="0" locked="0" layoutInCell="1" allowOverlap="1" wp14:anchorId="621E257F" wp14:editId="1D758F5A">
+                <wp:simplePos x="0" y="0"/>
+                <wp:positionH relativeFrom="column">
+                  <wp:posOffset>3108960</wp:posOffset>
+                </wp:positionH>
+                <wp:positionV relativeFrom="paragraph">
+                  <wp:posOffset>1765300</wp:posOffset>
+                </wp:positionV>
+                <wp:extent cx="15240" cy="434340"/>
+                <wp:effectExtent l="0" t="0" r="22860" b="22860"/>
+                <wp:wrapNone/>
+                <wp:docPr id="1032362106" name="Straight Connector 35"/>
+                <wp:cNvGraphicFramePr/>
+                <a:graphic xmlns:a="http://schemas.openxmlformats.org/drawingml/2006/main">
+                  <a:graphicData uri="http://schemas.microsoft.com/office/word/2010/wordprocessingShape">
+                    <wps:wsp>
+                      <wps:cNvCnPr/>
+                      <wps:spPr>
+                        <a:xfrm>
+                          <a:off x="0" y="0"/>
+                          <a:ext cx="15240" cy="434340"/>
+                        </a:xfrm>
+                        <a:prstGeom prst="line">
+                          <a:avLst/>
+                        </a:prstGeom>
+                      </wps:spPr>
+                      <wps:style>
+                        <a:lnRef idx="1">
+                          <a:schemeClr val="accent1"/>
+                        </a:lnRef>
+                        <a:fillRef idx="0">
+                          <a:schemeClr val="accent1"/>
+                        </a:fillRef>
+                        <a:effectRef idx="0">
+                          <a:schemeClr val="accent1"/>
+                        </a:effectRef>
+                        <a:fontRef idx="minor">
+                          <a:schemeClr val="tx1"/>
+                        </a:fontRef>
+                      </wps:style>
+                      <wps:bodyPr/>
+                    </wps:wsp>
+                  </a:graphicData>
+                </a:graphic>
+              </wp:anchor>
+            </w:drawing>
+          </mc:Choice>
+          <mc:Fallback>
+            <w:pict>
+              <v:line w14:anchorId="6923A767" id="Straight Connector 35" o:spid="_x0000_s1026" style="position:absolute;z-index:251686912;visibility:visible;mso-wrap-style:square;mso-wrap-distance-left:9pt;mso-wrap-distance-top:0;mso-wrap-distance-right:9pt;mso-wrap-distance-bottom:0;mso-position-horizontal:absolute;mso-position-horizontal-relative:text;mso-position-vertical:absolute;mso-position-vertical-relative:text" from="244.8pt,139pt" to="246pt,173.2pt" o:gfxdata="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" strokecolor="#4472c4 [3204]" strokeweight=".5pt">
+                <v:stroke joinstyle="miter"/>
+              </v:line>
+            </w:pict>
+          </mc:Fallback>
+        </mc:AlternateContent>
+      </w:r>
+      <w:r>
+        <w:rPr>
+          <w:noProof/>
+          <w14:ligatures w14:val="standardContextual"/>
+        </w:rPr>
+        <mc:AlternateContent>
+          <mc:Choice Requires="wps">
+            <w:drawing>
+              <wp:anchor distT="0" distB="0" distL="114300" distR="114300" simplePos="0" relativeHeight="251685888" behindDoc="0" locked="0" layoutInCell="1" allowOverlap="1" wp14:anchorId="0FE3BBD9" wp14:editId="4B329CA0">
+                <wp:simplePos x="0" y="0"/>
+                <wp:positionH relativeFrom="column">
+                  <wp:posOffset>1737360</wp:posOffset>
+                </wp:positionH>
+                <wp:positionV relativeFrom="paragraph">
+                  <wp:posOffset>1772920</wp:posOffset>
+                </wp:positionV>
+                <wp:extent cx="15240" cy="403860"/>
+                <wp:effectExtent l="0" t="0" r="22860" b="34290"/>
+                <wp:wrapNone/>
+                <wp:docPr id="1096937130" name="Straight Connector 34"/>
+                <wp:cNvGraphicFramePr/>
+                <a:graphic xmlns:a="http://schemas.openxmlformats.org/drawingml/2006/main">
+                  <a:graphicData uri="http://schemas.microsoft.com/office/word/2010/wordprocessingShape">
+                    <wps:wsp>
+                      <wps:cNvCnPr/>
+                      <wps:spPr>
+                        <a:xfrm>
+                          <a:off x="0" y="0"/>
+                          <a:ext cx="15240" cy="403860"/>
+                        </a:xfrm>
+                        <a:prstGeom prst="line">
+                          <a:avLst/>
+                        </a:prstGeom>
+                      </wps:spPr>
+                      <wps:style>
+                        <a:lnRef idx="1">
+                          <a:schemeClr val="accent1"/>
+                        </a:lnRef>
+                        <a:fillRef idx="0">
+                          <a:schemeClr val="accent1"/>
+                        </a:fillRef>
+                        <a:effectRef idx="0">
+                          <a:schemeClr val="accent1"/>
+                        </a:effectRef>
+                        <a:fontRef idx="minor">
+                          <a:schemeClr val="tx1"/>
+                        </a:fontRef>
+                      </wps:style>
+                      <wps:bodyPr/>
+                    </wps:wsp>
+                  </a:graphicData>
+                </a:graphic>
+              </wp:anchor>
+            </w:drawing>
+          </mc:Choice>
+          <mc:Fallback>
+            <w:pict>
+              <v:line w14:anchorId="4B92FDD7" id="Straight Connector 34" o:spid="_x0000_s1026" style="position:absolute;z-index:251685888;visibility:visible;mso-wrap-style:square;mso-wrap-distance-left:9pt;mso-wrap-distance-top:0;mso-wrap-distance-right:9pt;mso-wrap-distance-bottom:0;mso-position-horizontal:absolute;mso-position-horizontal-relative:text;mso-position-vertical:absolute;mso-position-vertical-relative:text" from="136.8pt,139.6pt" to="138pt,171.4pt" o:gfxdata="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" strokecolor="#4472c4 [3204]" strokeweight=".5pt">
+                <v:stroke joinstyle="miter"/>
+              </v:line>
+            </w:pict>
+          </mc:Fallback>
+        </mc:AlternateContent>
+      </w:r>
+      <w:r>
+        <w:rPr>
+          <w:noProof/>
+          <w14:ligatures w14:val="standardContextual"/>
+        </w:rPr>
+        <mc:AlternateContent>
+          <mc:Choice Requires="wps">
+            <w:drawing>
+              <wp:anchor distT="0" distB="0" distL="114300" distR="114300" simplePos="0" relativeHeight="251684864" behindDoc="0" locked="0" layoutInCell="1" allowOverlap="1" wp14:anchorId="1F9E8253" wp14:editId="58F9103C">
+                <wp:simplePos x="0" y="0"/>
+                <wp:positionH relativeFrom="column">
+                  <wp:posOffset>228600</wp:posOffset>
+                </wp:positionH>
+                <wp:positionV relativeFrom="paragraph">
+                  <wp:posOffset>1780540</wp:posOffset>
+                </wp:positionV>
+                <wp:extent cx="0" cy="411480"/>
+                <wp:effectExtent l="0" t="0" r="38100" b="26670"/>
+                <wp:wrapNone/>
+                <wp:docPr id="320118926" name="Straight Connector 33"/>
+                <wp:cNvGraphicFramePr/>
+                <a:graphic xmlns:a="http://schemas.openxmlformats.org/drawingml/2006/main">
+                  <a:graphicData uri="http://schemas.microsoft.com/office/word/2010/wordprocessingShape">
+                    <wps:wsp>
+                      <wps:cNvCnPr/>
+                      <wps:spPr>
+                        <a:xfrm>
+                          <a:off x="0" y="0"/>
+                          <a:ext cx="0" cy="411480"/>
+                        </a:xfrm>
+                        <a:prstGeom prst="line">
+                          <a:avLst/>
+                        </a:prstGeom>
+                      </wps:spPr>
+                      <wps:style>
+                        <a:lnRef idx="1">
+                          <a:schemeClr val="accent1"/>
+                        </a:lnRef>
+                        <a:fillRef idx="0">
+                          <a:schemeClr val="accent1"/>
+                        </a:fillRef>
+                        <a:effectRef idx="0">
+                          <a:schemeClr val="accent1"/>
+                        </a:effectRef>
+                        <a:fontRef idx="minor">
+                          <a:schemeClr val="tx1"/>
+                        </a:fontRef>
+                      </wps:style>
+                      <wps:bodyPr/>
+                    </wps:wsp>
+                  </a:graphicData>
+                </a:graphic>
+              </wp:anchor>
+            </w:drawing>
+          </mc:Choice>
+          <mc:Fallback>
+            <w:pict>
+              <v:line w14:anchorId="05AF0AB6" id="Straight Connector 33" o:spid="_x0000_s1026" style="position:absolute;z-index:251684864;visibility:visible;mso-wrap-style:square;mso-wrap-distance-left:9pt;mso-wrap-distance-top:0;mso-wrap-distance-right:9pt;mso-wrap-distance-bottom:0;mso-position-horizontal:absolute;mso-position-horizontal-relative:text;mso-position-vertical:absolute;mso-position-vertical-relative:text" from="18pt,140.2pt" to="18pt,172.6pt" o:gfxdata="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" strokecolor="#4472c4 [3204]" strokeweight=".5pt">
+                <v:stroke joinstyle="miter"/>
+              </v:line>
+            </w:pict>
+          </mc:Fallback>
+        </mc:AlternateContent>
+      </w:r>
+      <w:r>
+        <w:rPr>
+          <w:noProof/>
+          <w14:ligatures w14:val="standardContextual"/>
+        </w:rPr>
+        <mc:AlternateContent>
+          <mc:Choice Requires="wps">
+            <w:drawing>
+              <wp:anchor distT="0" distB="0" distL="114300" distR="114300" simplePos="0" relativeHeight="251683840" behindDoc="0" locked="0" layoutInCell="1" allowOverlap="1" wp14:anchorId="10581DCB" wp14:editId="3A909975">
+                <wp:simplePos x="0" y="0"/>
+                <wp:positionH relativeFrom="column">
+                  <wp:posOffset>3642360</wp:posOffset>
+                </wp:positionH>
+                <wp:positionV relativeFrom="paragraph">
+                  <wp:posOffset>721360</wp:posOffset>
+                </wp:positionV>
+                <wp:extent cx="586740" cy="594360"/>
+                <wp:effectExtent l="0" t="0" r="22860" b="34290"/>
+                <wp:wrapNone/>
+                <wp:docPr id="2087362263" name="Straight Connector 32"/>
+                <wp:cNvGraphicFramePr/>
+                <a:graphic xmlns:a="http://schemas.openxmlformats.org/drawingml/2006/main">
+                  <a:graphicData uri="http://schemas.microsoft.com/office/word/2010/wordprocessingShape">
+                    <wps:wsp>
+                      <wps:cNvCnPr/>
+                      <wps:spPr>
+                        <a:xfrm>
+                          <a:off x="0" y="0"/>
+                          <a:ext cx="586740" cy="594360"/>
+                        </a:xfrm>
+                        <a:prstGeom prst="line">
+                          <a:avLst/>
+                        </a:prstGeom>
+                      </wps:spPr>
+                      <wps:style>
+                        <a:lnRef idx="1">
+                          <a:schemeClr val="accent1"/>
+                        </a:lnRef>
+                        <a:fillRef idx="0">
+                          <a:schemeClr val="accent1"/>
+                        </a:fillRef>
+                        <a:effectRef idx="0">
+                          <a:schemeClr val="accent1"/>
+                        </a:effectRef>
+                        <a:fontRef idx="minor">
+                          <a:schemeClr val="tx1"/>
+                        </a:fontRef>
+                      </wps:style>
+                      <wps:bodyPr/>
+                    </wps:wsp>
+                  </a:graphicData>
+                </a:graphic>
+              </wp:anchor>
+            </w:drawing>
+          </mc:Choice>
+          <mc:Fallback>
+            <w:pict>
+              <v:line w14:anchorId="24F814FD" id="Straight Connector 32" o:spid="_x0000_s1026" style="position:absolute;z-index:251683840;visibility:visible;mso-wrap-style:square;mso-wrap-distance-left:9pt;mso-wrap-distance-top:0;mso-wrap-distance-right:9pt;mso-wrap-distance-bottom:0;mso-position-horizontal:absolute;mso-position-horizontal-relative:text;mso-position-vertical:absolute;mso-position-vertical-relative:text" from="286.8pt,56.8pt" to="333pt,103.6pt" o:gfxdata="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" strokecolor="#4472c4 [3204]" strokeweight=".5pt">
+                <v:stroke joinstyle="miter"/>
+              </v:line>
+            </w:pict>
+          </mc:Fallback>
+        </mc:AlternateContent>
+      </w:r>
+      <w:r>
+        <w:rPr>
+          <w:noProof/>
+          <w14:ligatures w14:val="standardContextual"/>
+        </w:rPr>
+        <mc:AlternateContent>
+          <mc:Choice Requires="wps">
+            <w:drawing>
+              <wp:anchor distT="0" distB="0" distL="114300" distR="114300" simplePos="0" relativeHeight="251682816" behindDoc="0" locked="0" layoutInCell="1" allowOverlap="1" wp14:anchorId="5C43149A" wp14:editId="0A022052">
+                <wp:simplePos x="0" y="0"/>
+                <wp:positionH relativeFrom="column">
+                  <wp:posOffset>2956560</wp:posOffset>
+                </wp:positionH>
+                <wp:positionV relativeFrom="paragraph">
+                  <wp:posOffset>911860</wp:posOffset>
+                </wp:positionV>
+                <wp:extent cx="7620" cy="495300"/>
+                <wp:effectExtent l="0" t="0" r="30480" b="19050"/>
+                <wp:wrapNone/>
+                <wp:docPr id="176132868" name="Straight Connector 31"/>
+                <wp:cNvGraphicFramePr/>
+                <a:graphic xmlns:a="http://schemas.openxmlformats.org/drawingml/2006/main">
+                  <a:graphicData uri="http://schemas.microsoft.com/office/word/2010/wordprocessingShape">
+                    <wps:wsp>
+                      <wps:cNvCnPr/>
+                      <wps:spPr>
+                        <a:xfrm>
+                          <a:off x="0" y="0"/>
+                          <a:ext cx="7620" cy="495300"/>
+                        </a:xfrm>
+                        <a:prstGeom prst="line">
+                          <a:avLst/>
+                        </a:prstGeom>
+                      </wps:spPr>
+                      <wps:style>
+                        <a:lnRef idx="1">
+                          <a:schemeClr val="accent1"/>
+                        </a:lnRef>
+                        <a:fillRef idx="0">
+                          <a:schemeClr val="accent1"/>
+                        </a:fillRef>
+                        <a:effectRef idx="0">
+                          <a:schemeClr val="accent1"/>
+                        </a:effectRef>
+                        <a:fontRef idx="minor">
+                          <a:schemeClr val="tx1"/>
+                        </a:fontRef>
+                      </wps:style>
+                      <wps:bodyPr/>
+                    </wps:wsp>
+                  </a:graphicData>
+                </a:graphic>
+              </wp:anchor>
+            </w:drawing>
+          </mc:Choice>
+          <mc:Fallback>
+            <w:pict>
+              <v:line w14:anchorId="5089EA1C" id="Straight Connector 31" o:spid="_x0000_s1026" style="position:absolute;z-index:251682816;visibility:visible;mso-wrap-style:square;mso-wrap-distance-left:9pt;mso-wrap-distance-top:0;mso-wrap-distance-right:9pt;mso-wrap-distance-bottom:0;mso-position-horizontal:absolute;mso-position-horizontal-relative:text;mso-position-vertical:absolute;mso-position-vertical-relative:text" from="232.8pt,71.8pt" to="233.4pt,110.8pt" o:gfxdata="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" strokecolor="#4472c4 [3204]" strokeweight=".5pt">
+                <v:stroke joinstyle="miter"/>
+              </v:line>
+            </w:pict>
+          </mc:Fallback>
+        </mc:AlternateContent>
+      </w:r>
+      <w:r>
+        <w:rPr>
+          <w:noProof/>
+          <w14:ligatures w14:val="standardContextual"/>
+        </w:rPr>
+        <mc:AlternateContent>
+          <mc:Choice Requires="wps">
+            <w:drawing>
+              <wp:anchor distT="0" distB="0" distL="114300" distR="114300" simplePos="0" relativeHeight="251681792" behindDoc="0" locked="0" layoutInCell="1" allowOverlap="1" wp14:anchorId="795C613F" wp14:editId="09FF1122">
+                <wp:simplePos x="0" y="0"/>
+                <wp:positionH relativeFrom="column">
+                  <wp:posOffset>1882140</wp:posOffset>
+                </wp:positionH>
+                <wp:positionV relativeFrom="paragraph">
+                  <wp:posOffset>866140</wp:posOffset>
+                </wp:positionV>
+                <wp:extent cx="289560" cy="487680"/>
+                <wp:effectExtent l="0" t="0" r="34290" b="26670"/>
+                <wp:wrapNone/>
+                <wp:docPr id="2145278472" name="Straight Connector 30"/>
+                <wp:cNvGraphicFramePr/>
+                <a:graphic xmlns:a="http://schemas.openxmlformats.org/drawingml/2006/main">
+                  <a:graphicData uri="http://schemas.microsoft.com/office/word/2010/wordprocessingShape">
+                    <wps:wsp>
+                      <wps:cNvCnPr/>
+                      <wps:spPr>
+                        <a:xfrm flipH="1">
+                          <a:off x="0" y="0"/>
+                          <a:ext cx="289560" cy="487680"/>
+                        </a:xfrm>
+                        <a:prstGeom prst="line">
+                          <a:avLst/>
+                        </a:prstGeom>
+                      </wps:spPr>
+                      <wps:style>
+                        <a:lnRef idx="1">
+                          <a:schemeClr val="accent1"/>
+                        </a:lnRef>
+                        <a:fillRef idx="0">
+                          <a:schemeClr val="accent1"/>
+                        </a:fillRef>
+                        <a:effectRef idx="0">
+                          <a:schemeClr val="accent1"/>
+                        </a:effectRef>
+                        <a:fontRef idx="minor">
+                          <a:schemeClr val="tx1"/>
+                        </a:fontRef>
+                      </wps:style>
+                      <wps:bodyPr/>
+                    </wps:wsp>
+                  </a:graphicData>
+                </a:graphic>
+              </wp:anchor>
+            </w:drawing>
+          </mc:Choice>
+          <mc:Fallback>
+            <w:pict>
+              <v:line w14:anchorId="26F2041B" id="Straight Connector 30" o:spid="_x0000_s1026" style="position:absolute;flip:x;z-index:251681792;visibility:visible;mso-wrap-style:square;mso-wrap-distance-left:9pt;mso-wrap-distance-top:0;mso-wrap-distance-right:9pt;mso-wrap-distance-bottom:0;mso-position-horizontal:absolute;mso-position-horizontal-relative:text;mso-position-vertical:absolute;mso-position-vertical-relative:text" from="148.2pt,68.2pt" to="171pt,106.6pt" o:gfxdata="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" strokecolor="#4472c4 [3204]" strokeweight=".5pt">
+                <v:stroke joinstyle="miter"/>
+              </v:line>
+            </w:pict>
+          </mc:Fallback>
+        </mc:AlternateContent>
+      </w:r>
+      <w:r>
+        <w:rPr>
+          <w:noProof/>
+          <w14:ligatures w14:val="standardContextual"/>
+        </w:rPr>
+        <mc:AlternateContent>
+          <mc:Choice Requires="wps">
+            <w:drawing>
+              <wp:anchor distT="0" distB="0" distL="114300" distR="114300" simplePos="0" relativeHeight="251680768" behindDoc="0" locked="0" layoutInCell="1" allowOverlap="1" wp14:anchorId="4275B62C" wp14:editId="6CF2DF79">
+                <wp:simplePos x="0" y="0"/>
+                <wp:positionH relativeFrom="column">
+                  <wp:posOffset>236220</wp:posOffset>
+                </wp:positionH>
+                <wp:positionV relativeFrom="paragraph">
+                  <wp:posOffset>614680</wp:posOffset>
+                </wp:positionV>
+                <wp:extent cx="1905000" cy="632460"/>
+                <wp:effectExtent l="0" t="0" r="19050" b="34290"/>
+                <wp:wrapNone/>
+                <wp:docPr id="750241393" name="Straight Connector 29"/>
+                <wp:cNvGraphicFramePr/>
+                <a:graphic xmlns:a="http://schemas.openxmlformats.org/drawingml/2006/main">
+                  <a:graphicData uri="http://schemas.microsoft.com/office/word/2010/wordprocessingShape">
+                    <wps:wsp>
+                      <wps:cNvCnPr/>
+                      <wps:spPr>
+                        <a:xfrm flipH="1">
+                          <a:off x="0" y="0"/>
+                          <a:ext cx="1905000" cy="632460"/>
+                        </a:xfrm>
+                        <a:prstGeom prst="line">
+                          <a:avLst/>
+                        </a:prstGeom>
+                      </wps:spPr>
+                      <wps:style>
+                        <a:lnRef idx="1">
+                          <a:schemeClr val="accent1"/>
+                        </a:lnRef>
+                        <a:fillRef idx="0">
+                          <a:schemeClr val="accent1"/>
+                        </a:fillRef>
+                        <a:effectRef idx="0">
+                          <a:schemeClr val="accent1"/>
+                        </a:effectRef>
+                        <a:fontRef idx="minor">
+                          <a:schemeClr val="tx1"/>
+                        </a:fontRef>
+                      </wps:style>
+                      <wps:bodyPr/>
+                    </wps:wsp>
+                  </a:graphicData>
+                </a:graphic>
+              </wp:anchor>
+            </w:drawing>
+          </mc:Choice>
+          <mc:Fallback>
+            <w:pict>
+              <v:line w14:anchorId="73CB4129" id="Straight Connector 29" o:spid="_x0000_s1026" style="position:absolute;flip:x;z-index:251680768;visibility:visible;mso-wrap-style:square;mso-wrap-distance-left:9pt;mso-wrap-distance-top:0;mso-wrap-distance-right:9pt;mso-wrap-distance-bottom:0;mso-position-horizontal:absolute;mso-position-horizontal-relative:text;mso-position-vertical:absolute;mso-position-vertical-relative:text" from="18.6pt,48.4pt" to="168.6pt,98.2pt" o:gfxdata="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" strokecolor="#4472c4 [3204]" strokeweight=".5pt">
+                <v:stroke joinstyle="miter"/>
+              </v:line>
+            </w:pict>
+          </mc:Fallback>
+        </mc:AlternateContent>
+      </w:r>
+      <w:r>
+        <w:rPr>
+          <w:noProof/>
+        </w:rPr>
+        <mc:AlternateContent>
+          <mc:Choice Requires="wps">
+            <w:drawing>
+              <wp:anchor distT="182880" distB="182880" distL="114300" distR="114300" simplePos="0" relativeHeight="251663360" behindDoc="0" locked="0" layoutInCell="1" allowOverlap="1" wp14:anchorId="230C8B33" wp14:editId="5E218429">
                 <wp:simplePos x="0" y="0"/>
                 <wp:positionH relativeFrom="margin">
-                  <wp:align>center</wp:align>
+                  <wp:posOffset>2170430</wp:posOffset>
                 </wp:positionH>
                 <wp:positionV relativeFrom="margin">
-                  <wp:posOffset>942109</wp:posOffset>
+                  <wp:posOffset>1970405</wp:posOffset>
                 </wp:positionV>
                 <wp:extent cx="1455420" cy="1334770"/>
                 <wp:effectExtent l="0" t="0" r="11430" b="22860"/>
@@ -2997,7 +4045,16 @@
                                 <w:color w:val="000000" w:themeColor="text1"/>
                                 <w:lang w:val="en-GB"/>
                               </w:rPr>
-                              <w:t>Index.html</w:t>
+                              <w:t>home</w:t>
+                            </w:r>
+                            <w:r>
+                              <w:rPr>
+                                <w:b/>
+                                <w:bCs/>
+                                <w:color w:val="000000" w:themeColor="text1"/>
+                                <w:lang w:val="en-GB"/>
+                              </w:rPr>
+                              <w:t>.html</w:t>
                             </w:r>
                           </w:p>
                         </w:txbxContent>
@@ -3022,7 +4079,7 @@
           </mc:Choice>
           <mc:Fallback>
             <w:pict>
-              <v:rect w14:anchorId="230C8B33" id="_x0000_s1029" alt="Color-block pull quote" style="position:absolute;margin-left:0;margin-top:74.2pt;width:114.6pt;height:105.1pt;z-index:251663360;visibility:visible;mso-wrap-style:square;mso-width-percent:0;mso-height-percent:0;mso-wrap-distance-left:9pt;mso-wrap-distance-top:14.4pt;mso-wrap-distance-right:9pt;mso-wrap-distance-bottom:14.4pt;mso-position-horizontal:center;mso-position-horizontal-relative:margin;mso-position-vertical:absolute;mso-position-vertical-relative:margin;mso-width-percent:0;mso-height-percent:0;mso-width-relative:margin;mso-height-relative:margin;v-text-anchor:middle" o:gfxdata="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" fillcolor="#82a0d7 [2164]" strokecolor="#4472c4 [3204]" strokeweight=".5pt">
+              <v:rect w14:anchorId="230C8B33" id="_x0000_s1030" alt="Color-block pull quote" style="position:absolute;margin-left:170.9pt;margin-top:155.15pt;width:114.6pt;height:105.1pt;z-index:251663360;visibility:visible;mso-wrap-style:square;mso-width-percent:0;mso-height-percent:0;mso-wrap-distance-left:9pt;mso-wrap-distance-top:14.4pt;mso-wrap-distance-right:9pt;mso-wrap-distance-bottom:14.4pt;mso-position-horizontal:absolute;mso-position-horizontal-relative:margin;mso-position-vertical:absolute;mso-position-vertical-relative:margin;mso-width-percent:0;mso-height-percent:0;mso-width-relative:margin;mso-height-relative:margin;v-text-anchor:middle" o:gfxdata="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" fillcolor="#82a0d7 [2164]" strokecolor="#4472c4 [3204]" strokeweight=".5pt">
                 <v:fill color2="#678ccf [2612]" rotate="t" colors="0 #a8b7df;.5 #9aabd9;1 #879ed7" focus="100%" type="gradient">
                   <o:fill v:ext="view" type="gradientUnscaled"/>
                 </v:fill>
@@ -3065,7 +4122,16 @@
                           <w:color w:val="000000" w:themeColor="text1"/>
                           <w:lang w:val="en-GB"/>
                         </w:rPr>
-                        <w:t>Index.html</w:t>
+                        <w:t>home</w:t>
+                      </w:r>
+                      <w:r>
+                        <w:rPr>
+                          <w:b/>
+                          <w:bCs/>
+                          <w:color w:val="000000" w:themeColor="text1"/>
+                          <w:lang w:val="en-GB"/>
+                        </w:rPr>
+                        <w:t>.html</w:t>
                       </w:r>
                     </w:p>
                   </w:txbxContent>
@@ -3191,7 +4257,7 @@
           </mc:Choice>
           <mc:Fallback>
             <w:pict>
-              <v:shape w14:anchorId="4BCD2CEA" id="Text Box 11" o:spid="_x0000_s1030" type="#_x0000_t202" style="position:absolute;margin-left:406pt;margin-top:169pt;width:89.4pt;height:65.5pt;z-index:251673600;visibility:visible;mso-wrap-style:square;mso-width-percent:0;mso-height-percent:0;mso-wrap-distance-left:9pt;mso-wrap-distance-top:0;mso-wrap-distance-right:9pt;mso-wrap-distance-bottom:0;mso-position-horizontal:absolute;mso-position-horizontal-relative:text;mso-position-vertical:absolute;mso-position-vertical-relative:text;mso-width-percent:0;mso-height-percent:0;mso-width-relative:margin;mso-height-relative:margin;v-text-anchor:top" o:gfxdata="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" fillcolor="#77b64e [3033]" stroked="f">
+              <v:shape w14:anchorId="4BCD2CEA" id="Text Box 11" o:spid="_x0000_s1031" type="#_x0000_t202" style="position:absolute;margin-left:406pt;margin-top:169pt;width:89.4pt;height:65.5pt;z-index:251673600;visibility:visible;mso-wrap-style:square;mso-width-percent:0;mso-height-percent:0;mso-wrap-distance-left:9pt;mso-wrap-distance-top:0;mso-wrap-distance-right:9pt;mso-wrap-distance-bottom:0;mso-position-horizontal:absolute;mso-position-horizontal-relative:text;mso-position-vertical:absolute;mso-position-vertical-relative:text;mso-width-percent:0;mso-height-percent:0;mso-width-relative:margin;mso-height-relative:margin;v-text-anchor:top" o:gfxdata="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" fillcolor="#77b64e [3033]" stroked="f">
                 <v:fill color2="#6eaa46 [3177]" rotate="t" colors="0 #81b861;.5 #6fb242;1 #61a235" focus="100%" type="gradient">
                   <o:fill v:ext="view" type="gradientUnscaled"/>
                 </v:fill>
@@ -3356,7 +4422,7 @@
           </mc:Choice>
           <mc:Fallback>
             <w:pict>
-              <v:shape w14:anchorId="66D8A589" id="Text Box 10" o:spid="_x0000_s1031" type="#_x0000_t202" style="position:absolute;margin-left:298pt;margin-top:170.5pt;width:92.4pt;height:68pt;z-index:251672576;visibility:visible;mso-wrap-style:square;mso-width-percent:0;mso-height-percent:0;mso-wrap-distance-left:9pt;mso-wrap-distance-top:0;mso-wrap-distance-right:9pt;mso-wrap-distance-bottom:0;mso-position-horizontal:absolute;mso-position-horizontal-relative:text;mso-position-vertical:absolute;mso-position-vertical-relative:text;mso-width-percent:0;mso-height-percent:0;mso-width-relative:margin;mso-height-relative:margin;v-text-anchor:top" o:gfxdata="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" fillcolor="#65a0d7 [3032]" stroked="f">
+              <v:shape w14:anchorId="66D8A589" id="Text Box 10" o:spid="_x0000_s1032" type="#_x0000_t202" style="position:absolute;margin-left:298pt;margin-top:170.5pt;width:92.4pt;height:68pt;z-index:251672576;visibility:visible;mso-wrap-style:square;mso-width-percent:0;mso-height-percent:0;mso-wrap-distance-left:9pt;mso-wrap-distance-top:0;mso-wrap-distance-right:9pt;mso-wrap-distance-bottom:0;mso-position-horizontal:absolute;mso-position-horizontal-relative:text;mso-position-vertical:absolute;mso-position-vertical-relative:text;mso-width-percent:0;mso-height-percent:0;mso-width-relative:margin;mso-height-relative:margin;v-text-anchor:top" o:gfxdata="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" fillcolor="#65a0d7 [3032]" stroked="f">
                 <v:fill color2="#5898d4 [3176]" rotate="t" colors="0 #71a6db;.5 #559bdb;1 #438ac9" focus="100%" type="gradient">
                   <o:fill v:ext="view" type="gradientUnscaled"/>
                 </v:fill>
@@ -3521,7 +4587,7 @@
           </mc:Choice>
           <mc:Fallback>
             <w:pict>
-              <v:shape w14:anchorId="06801C86" id="Text Box 9" o:spid="_x0000_s1032" type="#_x0000_t202" style="position:absolute;margin-left:191pt;margin-top:170.5pt;width:93.9pt;height:68.5pt;z-index:251671552;visibility:visible;mso-wrap-style:square;mso-width-percent:0;mso-height-percent:0;mso-wrap-distance-left:9pt;mso-wrap-distance-top:0;mso-wrap-distance-right:9pt;mso-wrap-distance-bottom:0;mso-position-horizontal:absolute;mso-position-horizontal-relative:text;mso-position-vertical:absolute;mso-position-vertical-relative:text;mso-width-percent:0;mso-height-percent:0;mso-width-relative:margin;mso-height-relative:margin;v-text-anchor:top" o:gfxdata="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" fillcolor="#65a0d7 [3032]" stroked="f">
+              <v:shape w14:anchorId="06801C86" id="Text Box 9" o:spid="_x0000_s1033" type="#_x0000_t202" style="position:absolute;margin-left:191pt;margin-top:170.5pt;width:93.9pt;height:68.5pt;z-index:251671552;visibility:visible;mso-wrap-style:square;mso-width-percent:0;mso-height-percent:0;mso-wrap-distance-left:9pt;mso-wrap-distance-top:0;mso-wrap-distance-right:9pt;mso-wrap-distance-bottom:0;mso-position-horizontal:absolute;mso-position-horizontal-relative:text;mso-position-vertical:absolute;mso-position-vertical-relative:text;mso-width-percent:0;mso-height-percent:0;mso-width-relative:margin;mso-height-relative:margin;v-text-anchor:top" o:gfxdata="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" fillcolor="#65a0d7 [3032]" stroked="f">
                 <v:fill color2="#5898d4 [3176]" rotate="t" colors="0 #71a6db;.5 #559bdb;1 #438ac9" focus="100%" type="gradient">
                   <o:fill v:ext="view" type="gradientUnscaled"/>
                 </v:fill>
@@ -3693,7 +4759,7 @@
           </mc:Choice>
           <mc:Fallback>
             <w:pict>
-              <v:shape w14:anchorId="64310A16" id="Text Box 8" o:spid="_x0000_s1033" type="#_x0000_t202" style="position:absolute;margin-left:83.1pt;margin-top:169.2pt;width:94.5pt;height:71.4pt;z-index:251670528;visibility:visible;mso-wrap-style:square;mso-width-percent:0;mso-height-percent:0;mso-wrap-distance-left:9pt;mso-wrap-distance-top:0;mso-wrap-distance-right:9pt;mso-wrap-distance-bottom:0;mso-position-horizontal:absolute;mso-position-horizontal-relative:text;mso-position-vertical:absolute;mso-position-vertical-relative:text;mso-width-percent:0;mso-height-percent:0;mso-width-relative:margin;mso-height-relative:margin;v-text-anchor:top" o:gfxdata="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" fillcolor="#65a0d7 [3032]" stroked="f">
+              <v:shape w14:anchorId="64310A16" id="Text Box 8" o:spid="_x0000_s1034" type="#_x0000_t202" style="position:absolute;margin-left:83.1pt;margin-top:169.2pt;width:94.5pt;height:71.4pt;z-index:251670528;visibility:visible;mso-wrap-style:square;mso-width-percent:0;mso-height-percent:0;mso-wrap-distance-left:9pt;mso-wrap-distance-top:0;mso-wrap-distance-right:9pt;mso-wrap-distance-bottom:0;mso-position-horizontal:absolute;mso-position-horizontal-relative:text;mso-position-vertical:absolute;mso-position-vertical-relative:text;mso-width-percent:0;mso-height-percent:0;mso-width-relative:margin;mso-height-relative:margin;v-text-anchor:top" o:gfxdata="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" fillcolor="#65a0d7 [3032]" stroked="f">
                 <v:fill color2="#5898d4 [3176]" rotate="t" colors="0 #71a6db;.5 #559bdb;1 #438ac9" focus="100%" type="gradient">
                   <o:fill v:ext="view" type="gradientUnscaled"/>
                 </v:fill>
@@ -3860,7 +4926,7 @@
           </mc:Choice>
           <mc:Fallback>
             <w:pict>
-              <v:shape w14:anchorId="2DD83F69" id="Text Box 3" o:spid="_x0000_s1034" type="#_x0000_t202" style="position:absolute;margin-left:192.6pt;margin-top:104.4pt;width:81pt;height:34.8pt;z-index:251666432;visibility:visible;mso-wrap-style:square;mso-width-percent:0;mso-height-percent:0;mso-wrap-distance-left:9pt;mso-wrap-distance-top:0;mso-wrap-distance-right:9pt;mso-wrap-distance-bottom:0;mso-position-horizontal:absolute;mso-position-horizontal-relative:text;mso-position-vertical:absolute;mso-position-vertical-relative:text;mso-width-percent:0;mso-height-percent:0;mso-width-relative:margin;mso-height-relative:margin;v-text-anchor:top" o:gfxdata="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" fillcolor="#82a0d7 [2164]" strokecolor="#4472c4 [3204]" strokeweight=".5pt">
+              <v:shape w14:anchorId="2DD83F69" id="Text Box 3" o:spid="_x0000_s1035" type="#_x0000_t202" style="position:absolute;margin-left:192.6pt;margin-top:104.4pt;width:81pt;height:34.8pt;z-index:251666432;visibility:visible;mso-wrap-style:square;mso-width-percent:0;mso-height-percent:0;mso-wrap-distance-left:9pt;mso-wrap-distance-top:0;mso-wrap-distance-right:9pt;mso-wrap-distance-bottom:0;mso-position-horizontal:absolute;mso-position-horizontal-relative:text;mso-position-vertical:absolute;mso-position-vertical-relative:text;mso-width-percent:0;mso-height-percent:0;mso-width-relative:margin;mso-height-relative:margin;v-text-anchor:top" o:gfxdata="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" fillcolor="#82a0d7 [2164]" strokecolor="#4472c4 [3204]" strokeweight=".5pt">
                 <v:fill color2="#678ccf [2612]" rotate="t" colors="0 #a8b7df;.5 #9aabd9;1 #879ed7" focus="100%" type="gradient">
                   <o:fill v:ext="view" type="gradientUnscaled"/>
                 </v:fill>
@@ -4014,7 +5080,7 @@
           </mc:Choice>
           <mc:Fallback>
             <w:pict>
-              <v:shape w14:anchorId="2A8D8BBA" id="Text Box 4" o:spid="_x0000_s1035" type="#_x0000_t202" style="position:absolute;margin-left:81.6pt;margin-top:105pt;width:85.8pt;height:34.8pt;z-index:251667456;visibility:visible;mso-wrap-style:square;mso-width-percent:0;mso-height-percent:0;mso-wrap-distance-left:9pt;mso-wrap-distance-top:0;mso-wrap-distance-right:9pt;mso-wrap-distance-bottom:0;mso-position-horizontal:absolute;mso-position-horizontal-relative:text;mso-position-vertical:absolute;mso-position-vertical-relative:text;mso-width-percent:0;mso-height-percent:0;mso-width-relative:margin;mso-height-relative:margin;v-text-anchor:top" o:gfxdata="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" fillcolor="#82a0d7 [2164]" strokecolor="#4472c4 [3204]" strokeweight=".5pt">
+              <v:shape w14:anchorId="2A8D8BBA" id="Text Box 4" o:spid="_x0000_s1036" type="#_x0000_t202" style="position:absolute;margin-left:81.6pt;margin-top:105pt;width:85.8pt;height:34.8pt;z-index:251667456;visibility:visible;mso-wrap-style:square;mso-width-percent:0;mso-height-percent:0;mso-wrap-distance-left:9pt;mso-wrap-distance-top:0;mso-wrap-distance-right:9pt;mso-wrap-distance-bottom:0;mso-position-horizontal:absolute;mso-position-horizontal-relative:text;mso-position-vertical:absolute;mso-position-vertical-relative:text;mso-width-percent:0;mso-height-percent:0;mso-width-relative:margin;mso-height-relative:margin;v-text-anchor:top" o:gfxdata="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" fillcolor="#82a0d7 [2164]" strokecolor="#4472c4 [3204]" strokeweight=".5pt">
                 <v:fill color2="#678ccf [2612]" rotate="t" colors="0 #a8b7df;.5 #9aabd9;1 #879ed7" focus="100%" type="gradient">
                   <o:fill v:ext="view" type="gradientUnscaled"/>
                 </v:fill>
@@ -4168,7 +5234,7 @@
           </mc:Choice>
           <mc:Fallback>
             <w:pict>
-              <v:shape w14:anchorId="46F76E0F" id="Text Box 5" o:spid="_x0000_s1036" type="#_x0000_t202" style="position:absolute;margin-left:-42.6pt;margin-top:103.8pt;width:101.4pt;height:34.8pt;z-index:251668480;visibility:visible;mso-wrap-style:square;mso-width-percent:0;mso-height-percent:0;mso-wrap-distance-left:9pt;mso-wrap-distance-top:0;mso-wrap-distance-right:9pt;mso-wrap-distance-bottom:0;mso-position-horizontal:absolute;mso-position-horizontal-relative:text;mso-position-vertical:absolute;mso-position-vertical-relative:text;mso-width-percent:0;mso-height-percent:0;mso-width-relative:margin;mso-height-relative:margin;v-text-anchor:top" o:gfxdata="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" fillcolor="#82a0d7 [2164]" strokecolor="#4472c4 [3204]" strokeweight=".5pt">
+              <v:shape w14:anchorId="46F76E0F" id="Text Box 5" o:spid="_x0000_s1037" type="#_x0000_t202" style="position:absolute;margin-left:-42.6pt;margin-top:103.8pt;width:101.4pt;height:34.8pt;z-index:251668480;visibility:visible;mso-wrap-style:square;mso-width-percent:0;mso-height-percent:0;mso-wrap-distance-left:9pt;mso-wrap-distance-top:0;mso-wrap-distance-right:9pt;mso-wrap-distance-bottom:0;mso-position-horizontal:absolute;mso-position-horizontal-relative:text;mso-position-vertical:absolute;mso-position-vertical-relative:text;mso-width-percent:0;mso-height-percent:0;mso-width-relative:margin;mso-height-relative:margin;v-text-anchor:top" o:gfxdata="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" fillcolor="#82a0d7 [2164]" strokecolor="#4472c4 [3204]" strokeweight=".5pt">
                 <v:fill color2="#678ccf [2612]" rotate="t" colors="0 #a8b7df;.5 #9aabd9;1 #879ed7" focus="100%" type="gradient">
                   <o:fill v:ext="view" type="gradientUnscaled"/>
                 </v:fill>
@@ -4345,7 +5411,7 @@
           </mc:Choice>
           <mc:Fallback>
             <w:pict>
-              <v:shape w14:anchorId="7BACF058" id="Text Box 7" o:spid="_x0000_s1037" type="#_x0000_t202" style="position:absolute;margin-left:-39.6pt;margin-top:170.4pt;width:105.6pt;height:70.2pt;z-index:251669504;visibility:visible;mso-wrap-style:square;mso-width-percent:0;mso-height-percent:0;mso-wrap-distance-left:9pt;mso-wrap-distance-top:0;mso-wrap-distance-right:9pt;mso-wrap-distance-bottom:0;mso-position-horizontal:absolute;mso-position-horizontal-relative:text;mso-position-vertical:absolute;mso-position-vertical-relative:text;mso-width-percent:0;mso-height-percent:0;mso-width-relative:margin;mso-height-relative:margin;v-text-anchor:top" o:gfxdata="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" fillcolor="#65a0d7 [3032]" stroked="f">
+              <v:shape w14:anchorId="7BACF058" id="Text Box 7" o:spid="_x0000_s1038" type="#_x0000_t202" style="position:absolute;margin-left:-39.6pt;margin-top:170.4pt;width:105.6pt;height:70.2pt;z-index:251669504;visibility:visible;mso-wrap-style:square;mso-width-percent:0;mso-height-percent:0;mso-wrap-distance-left:9pt;mso-wrap-distance-top:0;mso-wrap-distance-right:9pt;mso-wrap-distance-bottom:0;mso-position-horizontal:absolute;mso-position-horizontal-relative:text;mso-position-vertical:absolute;mso-position-vertical-relative:text;mso-width-percent:0;mso-height-percent:0;mso-width-relative:margin;mso-height-relative:margin;v-text-anchor:top" o:gfxdata="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" fillcolor="#65a0d7 [3032]" stroked="f">
                 <v:fill color2="#5898d4 [3176]" rotate="t" colors="0 #71a6db;.5 #559bdb;1 #438ac9" focus="100%" type="gradient">
                   <o:fill v:ext="view" type="gradientUnscaled"/>
                 </v:fill>
@@ -4503,7 +5569,7 @@
           </mc:Choice>
           <mc:Fallback>
             <w:pict>
-              <v:shape w14:anchorId="1E50383D" id="Text Box 1" o:spid="_x0000_s1038" type="#_x0000_t202" style="position:absolute;margin-left:409.2pt;margin-top:102.2pt;width:84.6pt;height:35.4pt;z-index:251664384;visibility:visible;mso-wrap-style:square;mso-height-percent:0;mso-wrap-distance-left:9pt;mso-wrap-distance-top:0;mso-wrap-distance-right:9pt;mso-wrap-distance-bottom:0;mso-position-horizontal:absolute;mso-position-horizontal-relative:text;mso-position-vertical:absolute;mso-position-vertical-relative:text;mso-height-percent:0;mso-height-relative:margin;v-text-anchor:top" o:gfxdata="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" fillcolor="#9ecb81 [2169]" strokecolor="#70ad47 [3209]" strokeweight=".5pt">
+              <v:shape w14:anchorId="1E50383D" id="Text Box 1" o:spid="_x0000_s1039" type="#_x0000_t202" style="position:absolute;margin-left:409.2pt;margin-top:102.2pt;width:84.6pt;height:35.4pt;z-index:251664384;visibility:visible;mso-wrap-style:square;mso-height-percent:0;mso-wrap-distance-left:9pt;mso-wrap-distance-top:0;mso-wrap-distance-right:9pt;mso-wrap-distance-bottom:0;mso-position-horizontal:absolute;mso-position-horizontal-relative:text;mso-position-vertical:absolute;mso-position-vertical-relative:text;mso-height-percent:0;mso-height-relative:margin;v-text-anchor:top" o:gfxdata="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" fillcolor="#9ecb81 [2169]" strokecolor="#70ad47 [3209]" strokeweight=".5pt">
                 <v:fill color2="#8ac066 [2617]" rotate="t" colors="0 #b5d5a7;.5 #aace99;1 #9cca86" focus="100%" type="gradient">
                   <o:fill v:ext="view" type="gradientUnscaled"/>
                 </v:fill>
@@ -4640,7 +5706,7 @@
           </mc:Choice>
           <mc:Fallback>
             <w:pict>
-              <v:shape w14:anchorId="6C218814" id="Text Box 2" o:spid="_x0000_s1039" type="#_x0000_t202" style="position:absolute;margin-left:295.2pt;margin-top:103.4pt;width:92.4pt;height:37.8pt;z-index:251665408;visibility:visible;mso-wrap-style:square;mso-width-percent:0;mso-height-percent:0;mso-wrap-distance-left:9pt;mso-wrap-distance-top:0;mso-wrap-distance-right:9pt;mso-wrap-distance-bottom:0;mso-position-horizontal:absolute;mso-position-horizontal-relative:text;mso-position-vertical:absolute;mso-position-vertical-relative:text;mso-width-percent:0;mso-height-percent:0;mso-width-relative:margin;mso-height-relative:margin;v-text-anchor:top" o:gfxdata="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" fillcolor="#82a0d7 [2164]" strokecolor="#4472c4 [3204]" strokeweight=".5pt">
+              <v:shape w14:anchorId="6C218814" id="Text Box 2" o:spid="_x0000_s1040" type="#_x0000_t202" style="position:absolute;margin-left:295.2pt;margin-top:103.4pt;width:92.4pt;height:37.8pt;z-index:251665408;visibility:visible;mso-wrap-style:square;mso-width-percent:0;mso-height-percent:0;mso-wrap-distance-left:9pt;mso-wrap-distance-top:0;mso-wrap-distance-right:9pt;mso-wrap-distance-bottom:0;mso-position-horizontal:absolute;mso-position-horizontal-relative:text;mso-position-vertical:absolute;mso-position-vertical-relative:text;mso-width-percent:0;mso-height-percent:0;mso-width-relative:margin;mso-height-relative:margin;v-text-anchor:top" o:gfxdata="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" fillcolor="#82a0d7 [2164]" strokecolor="#4472c4 [3204]" strokeweight=".5pt">
                 <v:fill color2="#678ccf [2612]" rotate="t" colors="0 #a8b7df;.5 #9aabd9;1 #879ed7" focus="100%" type="gradient">
                   <o:fill v:ext="view" type="gradientUnscaled"/>
                 </v:fill>
@@ -5266,7 +6332,7 @@
           </mc:Choice>
           <mc:Fallback>
             <w:pict>
-              <v:rect w14:anchorId="1622825F" id="_x0000_s1040" alt="Color-block pull quote" style="position:absolute;margin-left:-4.35pt;margin-top:502.6pt;width:468pt;height:105.1pt;z-index:251676672;visibility:visible;mso-wrap-style:square;mso-width-percent:1000;mso-height-percent:0;mso-wrap-distance-left:9pt;mso-wrap-distance-top:14.4pt;mso-wrap-distance-right:9pt;mso-wrap-distance-bottom:14.4pt;mso-position-horizontal:absolute;mso-position-horizontal-relative:margin;mso-position-vertical:absolute;mso-position-vertical-relative:margin;mso-width-percent:1000;mso-height-percent:0;mso-width-relative:margin;mso-height-relative:margin;v-text-anchor:middle" o:gfxdata="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" fillcolor="#82a0d7 [2164]" strokecolor="#4472c4 [3204]" strokeweight=".5pt">
+              <v:rect w14:anchorId="1622825F" id="_x0000_s1041" alt="Color-block pull quote" style="position:absolute;margin-left:-4.35pt;margin-top:502.6pt;width:468pt;height:105.1pt;z-index:251676672;visibility:visible;mso-wrap-style:square;mso-width-percent:1000;mso-height-percent:0;mso-wrap-distance-left:9pt;mso-wrap-distance-top:14.4pt;mso-wrap-distance-right:9pt;mso-wrap-distance-bottom:14.4pt;mso-position-horizontal:absolute;mso-position-horizontal-relative:margin;mso-position-vertical:absolute;mso-position-vertical-relative:margin;mso-width-percent:1000;mso-height-percent:0;mso-width-relative:margin;mso-height-relative:margin;v-text-anchor:middle" o:gfxdata="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" fillcolor="#82a0d7 [2164]" strokecolor="#4472c4 [3204]" strokeweight=".5pt">
                 <v:fill color2="#678ccf [2612]" rotate="t" colors="0 #a8b7df;.5 #9aabd9;1 #879ed7" focus="100%" type="gradient">
                   <o:fill v:ext="view" type="gradientUnscaled"/>
                 </v:fill>
@@ -5660,10 +6726,10 @@
         <w:t xml:space="preserve">s. Html 5 </w:t>
       </w:r>
       <w:r>
-        <w:t xml:space="preserve">provides </w:t>
-      </w:r>
-      <w:r>
-        <w:t xml:space="preserve"> a structural layer</w:t>
+        <w:t>provides a</w:t>
+      </w:r>
+      <w:r>
+        <w:t xml:space="preserve"> structural layer</w:t>
       </w:r>
       <w:r>
         <w:t xml:space="preserve"> </w:t>
@@ -5914,7 +6980,13 @@
         <w:t xml:space="preserve"> is created and managed</w:t>
       </w:r>
       <w:r>
-        <w:t xml:space="preserve"> and where all the website file are kept</w:t>
+        <w:t xml:space="preserve"> and where all the website </w:t>
+      </w:r>
+      <w:r>
+        <w:t>files</w:t>
+      </w:r>
+      <w:r>
+        <w:t xml:space="preserve"> are kept</w:t>
       </w:r>
     </w:p>
     <w:p>
@@ -6072,7 +7144,10 @@
         <w:t xml:space="preserve"> of the website </w:t>
       </w:r>
       <w:r>
-        <w:t>across different devices</w:t>
+        <w:t xml:space="preserve">across different </w:t>
+      </w:r>
+      <w:r>
+        <w:t>devices</w:t>
       </w:r>
       <w:r>
         <w:t>;</w:t>
@@ -6143,6 +7218,609 @@
           <w:bCs/>
         </w:rPr>
         <w:t>-Safari</w:t>
+      </w:r>
+    </w:p>
+    <w:p>
+      <w:pPr>
+        <w:rPr>
+          <w:b/>
+          <w:bCs/>
+        </w:rPr>
+      </w:pPr>
+    </w:p>
+    <w:p>
+      <w:pPr>
+        <w:rPr>
+          <w:b/>
+          <w:bCs/>
+        </w:rPr>
+      </w:pPr>
+    </w:p>
+    <w:p>
+      <w:pPr>
+        <w:rPr>
+          <w:b/>
+          <w:bCs/>
+          <w:u w:val="double"/>
+        </w:rPr>
+      </w:pPr>
+      <w:r>
+        <w:rPr>
+          <w:b/>
+          <w:bCs/>
+          <w:u w:val="double"/>
+        </w:rPr>
+        <w:t>PAGE TEMPLATE</w:t>
+      </w:r>
+      <w:r>
+        <w:rPr>
+          <w:b/>
+          <w:bCs/>
+          <w:u w:val="double"/>
+        </w:rPr>
+        <w:t xml:space="preserve"> DESIGN</w:t>
+      </w:r>
+      <w:r>
+        <w:rPr>
+          <w:b/>
+          <w:bCs/>
+          <w:u w:val="double"/>
+        </w:rPr>
+        <w:t>S</w:t>
+      </w:r>
+    </w:p>
+    <w:p>
+      <w:pPr>
+        <w:rPr>
+          <w:b/>
+          <w:bCs/>
+          <w:u w:val="double"/>
+        </w:rPr>
+      </w:pPr>
+    </w:p>
+    <w:p>
+      <w:pPr>
+        <w:rPr>
+          <w:b/>
+          <w:bCs/>
+          <w:u w:val="single"/>
+        </w:rPr>
+      </w:pPr>
+      <w:r>
+        <w:rPr>
+          <w:b/>
+          <w:bCs/>
+          <w:u w:val="single"/>
+        </w:rPr>
+        <w:t>Login page</w:t>
+      </w:r>
+    </w:p>
+    <w:p>
+      <w:pPr>
+        <w:rPr>
+          <w:b/>
+          <w:bCs/>
+          <w:u w:val="single"/>
+        </w:rPr>
+      </w:pPr>
+    </w:p>
+    <w:p>
+      <w:pPr>
+        <w:rPr>
+          <w:b/>
+          <w:bCs/>
+          <w:u w:val="single"/>
+        </w:rPr>
+      </w:pPr>
+      <w:r>
+        <w:rPr>
+          <w:noProof/>
+        </w:rPr>
+        <w:lastRenderedPageBreak/>
+        <w:drawing>
+          <wp:inline distT="0" distB="0" distL="0" distR="0" wp14:anchorId="7C2EF32B" wp14:editId="4BC124CA">
+            <wp:extent cx="5731510" cy="5546725"/>
+            <wp:effectExtent l="0" t="0" r="2540" b="0"/>
+            <wp:docPr id="1970692849" name="Picture 17"/>
+            <wp:cNvGraphicFramePr>
+              <a:graphicFrameLocks xmlns:a="http://schemas.openxmlformats.org/drawingml/2006/main" noChangeAspect="1"/>
+            </wp:cNvGraphicFramePr>
+            <a:graphic xmlns:a="http://schemas.openxmlformats.org/drawingml/2006/main">
+              <a:graphicData uri="http://schemas.openxmlformats.org/drawingml/2006/picture">
+                <pic:pic xmlns:pic="http://schemas.openxmlformats.org/drawingml/2006/picture">
+                  <pic:nvPicPr>
+                    <pic:cNvPr id="0" name="Picture 2"/>
+                    <pic:cNvPicPr>
+                      <a:picLocks noChangeAspect="1" noChangeArrowheads="1"/>
+                    </pic:cNvPicPr>
+                  </pic:nvPicPr>
+                  <pic:blipFill>
+                    <a:blip r:embed="rId8">
+                      <a:extLst>
+                        <a:ext uri="{28A0092B-C50C-407E-A947-70E740481C1C}">
+                          <a14:useLocalDpi xmlns:a14="http://schemas.microsoft.com/office/drawing/2010/main" val="0"/>
+                        </a:ext>
+                      </a:extLst>
+                    </a:blip>
+                    <a:srcRect/>
+                    <a:stretch>
+                      <a:fillRect/>
+                    </a:stretch>
+                  </pic:blipFill>
+                  <pic:spPr bwMode="auto">
+                    <a:xfrm>
+                      <a:off x="0" y="0"/>
+                      <a:ext cx="5731510" cy="5546725"/>
+                    </a:xfrm>
+                    <a:prstGeom prst="rect">
+                      <a:avLst/>
+                    </a:prstGeom>
+                    <a:noFill/>
+                    <a:ln>
+                      <a:noFill/>
+                    </a:ln>
+                  </pic:spPr>
+                </pic:pic>
+              </a:graphicData>
+            </a:graphic>
+          </wp:inline>
+        </w:drawing>
+      </w:r>
+    </w:p>
+    <w:p/>
+    <w:p>
+      <w:pPr>
+        <w:rPr>
+          <w:b/>
+          <w:bCs/>
+          <w:u w:val="single"/>
+        </w:rPr>
+      </w:pPr>
+    </w:p>
+    <w:p>
+      <w:pPr>
+        <w:tabs>
+          <w:tab w:val="left" w:pos="1768"/>
+        </w:tabs>
+        <w:rPr>
+          <w:b/>
+          <w:bCs/>
+          <w:u w:val="single"/>
+        </w:rPr>
+      </w:pPr>
+      <w:r>
+        <w:rPr>
+          <w:b/>
+          <w:bCs/>
+          <w:u w:val="single"/>
+        </w:rPr>
+        <w:t>Home page</w:t>
+      </w:r>
+    </w:p>
+    <w:p>
+      <w:pPr>
+        <w:tabs>
+          <w:tab w:val="left" w:pos="1768"/>
+        </w:tabs>
+        <w:rPr>
+          <w:b/>
+          <w:bCs/>
+          <w:u w:val="single"/>
+        </w:rPr>
+      </w:pPr>
+    </w:p>
+    <w:p>
+      <w:pPr>
+        <w:tabs>
+          <w:tab w:val="left" w:pos="1768"/>
+        </w:tabs>
+        <w:rPr>
+          <w:b/>
+          <w:bCs/>
+          <w:u w:val="single"/>
+        </w:rPr>
+      </w:pPr>
+      <w:r>
+        <w:rPr>
+          <w:noProof/>
+        </w:rPr>
+        <w:lastRenderedPageBreak/>
+        <w:drawing>
+          <wp:inline distT="0" distB="0" distL="0" distR="0" wp14:anchorId="4BCCC7E6" wp14:editId="6A7AC678">
+            <wp:extent cx="3758565" cy="8863330"/>
+            <wp:effectExtent l="0" t="0" r="0" b="0"/>
+            <wp:docPr id="486219174" name="Picture 23"/>
+            <wp:cNvGraphicFramePr>
+              <a:graphicFrameLocks xmlns:a="http://schemas.openxmlformats.org/drawingml/2006/main" noChangeAspect="1"/>
+            </wp:cNvGraphicFramePr>
+            <a:graphic xmlns:a="http://schemas.openxmlformats.org/drawingml/2006/main">
+              <a:graphicData uri="http://schemas.openxmlformats.org/drawingml/2006/picture">
+                <pic:pic xmlns:pic="http://schemas.openxmlformats.org/drawingml/2006/picture">
+                  <pic:nvPicPr>
+                    <pic:cNvPr id="0" name="Picture 18"/>
+                    <pic:cNvPicPr>
+                      <a:picLocks noChangeAspect="1" noChangeArrowheads="1"/>
+                    </pic:cNvPicPr>
+                  </pic:nvPicPr>
+                  <pic:blipFill>
+                    <a:blip r:embed="rId9">
+                      <a:extLst>
+                        <a:ext uri="{28A0092B-C50C-407E-A947-70E740481C1C}">
+                          <a14:useLocalDpi xmlns:a14="http://schemas.microsoft.com/office/drawing/2010/main" val="0"/>
+                        </a:ext>
+                      </a:extLst>
+                    </a:blip>
+                    <a:srcRect/>
+                    <a:stretch>
+                      <a:fillRect/>
+                    </a:stretch>
+                  </pic:blipFill>
+                  <pic:spPr bwMode="auto">
+                    <a:xfrm>
+                      <a:off x="0" y="0"/>
+                      <a:ext cx="3758565" cy="8863330"/>
+                    </a:xfrm>
+                    <a:prstGeom prst="rect">
+                      <a:avLst/>
+                    </a:prstGeom>
+                    <a:noFill/>
+                    <a:ln>
+                      <a:noFill/>
+                    </a:ln>
+                  </pic:spPr>
+                </pic:pic>
+              </a:graphicData>
+            </a:graphic>
+          </wp:inline>
+        </w:drawing>
+      </w:r>
+    </w:p>
+    <w:p>
+      <w:pPr>
+        <w:tabs>
+          <w:tab w:val="left" w:pos="1768"/>
+        </w:tabs>
+        <w:rPr>
+          <w:b/>
+          <w:bCs/>
+          <w:u w:val="single"/>
+        </w:rPr>
+      </w:pPr>
+      <w:r>
+        <w:rPr>
+          <w:b/>
+          <w:bCs/>
+          <w:u w:val="single"/>
+        </w:rPr>
+        <w:lastRenderedPageBreak/>
+        <w:t>Movie page</w:t>
+      </w:r>
+    </w:p>
+    <w:p>
+      <w:pPr>
+        <w:tabs>
+          <w:tab w:val="left" w:pos="1768"/>
+        </w:tabs>
+        <w:rPr>
+          <w:b/>
+          <w:bCs/>
+          <w:u w:val="single"/>
+        </w:rPr>
+      </w:pPr>
+      <w:r>
+        <w:rPr>
+          <w:noProof/>
+        </w:rPr>
+        <w:lastRenderedPageBreak/>
+        <w:drawing>
+          <wp:inline distT="0" distB="0" distL="0" distR="0" wp14:anchorId="7B4DF3CC" wp14:editId="3AAD496E">
+            <wp:extent cx="3782060" cy="8863330"/>
+            <wp:effectExtent l="0" t="0" r="8890" b="0"/>
+            <wp:docPr id="624213933" name="Picture 24"/>
+            <wp:cNvGraphicFramePr>
+              <a:graphicFrameLocks xmlns:a="http://schemas.openxmlformats.org/drawingml/2006/main" noChangeAspect="1"/>
+            </wp:cNvGraphicFramePr>
+            <a:graphic xmlns:a="http://schemas.openxmlformats.org/drawingml/2006/main">
+              <a:graphicData uri="http://schemas.openxmlformats.org/drawingml/2006/picture">
+                <pic:pic xmlns:pic="http://schemas.openxmlformats.org/drawingml/2006/picture">
+                  <pic:nvPicPr>
+                    <pic:cNvPr id="0" name="Picture 20"/>
+                    <pic:cNvPicPr>
+                      <a:picLocks noChangeAspect="1" noChangeArrowheads="1"/>
+                    </pic:cNvPicPr>
+                  </pic:nvPicPr>
+                  <pic:blipFill>
+                    <a:blip r:embed="rId10">
+                      <a:extLst>
+                        <a:ext uri="{28A0092B-C50C-407E-A947-70E740481C1C}">
+                          <a14:useLocalDpi xmlns:a14="http://schemas.microsoft.com/office/drawing/2010/main" val="0"/>
+                        </a:ext>
+                      </a:extLst>
+                    </a:blip>
+                    <a:srcRect/>
+                    <a:stretch>
+                      <a:fillRect/>
+                    </a:stretch>
+                  </pic:blipFill>
+                  <pic:spPr bwMode="auto">
+                    <a:xfrm>
+                      <a:off x="0" y="0"/>
+                      <a:ext cx="3782060" cy="8863330"/>
+                    </a:xfrm>
+                    <a:prstGeom prst="rect">
+                      <a:avLst/>
+                    </a:prstGeom>
+                    <a:noFill/>
+                    <a:ln>
+                      <a:noFill/>
+                    </a:ln>
+                  </pic:spPr>
+                </pic:pic>
+              </a:graphicData>
+            </a:graphic>
+          </wp:inline>
+        </w:drawing>
+      </w:r>
+    </w:p>
+    <w:p>
+      <w:pPr>
+        <w:tabs>
+          <w:tab w:val="left" w:pos="1768"/>
+        </w:tabs>
+        <w:rPr>
+          <w:b/>
+          <w:bCs/>
+          <w:u w:val="single"/>
+        </w:rPr>
+      </w:pPr>
+      <w:r>
+        <w:rPr>
+          <w:b/>
+          <w:bCs/>
+          <w:u w:val="single"/>
+        </w:rPr>
+        <w:lastRenderedPageBreak/>
+        <w:t>Series page</w:t>
+      </w:r>
+    </w:p>
+    <w:p>
+      <w:pPr>
+        <w:tabs>
+          <w:tab w:val="left" w:pos="1768"/>
+        </w:tabs>
+        <w:rPr>
+          <w:b/>
+          <w:bCs/>
+          <w:u w:val="single"/>
+        </w:rPr>
+      </w:pPr>
+      <w:r>
+        <w:rPr>
+          <w:noProof/>
+        </w:rPr>
+        <w:lastRenderedPageBreak/>
+        <w:drawing>
+          <wp:inline distT="0" distB="0" distL="0" distR="0" wp14:anchorId="2125EA03" wp14:editId="10E3973B">
+            <wp:extent cx="3782060" cy="8863330"/>
+            <wp:effectExtent l="0" t="0" r="8890" b="0"/>
+            <wp:docPr id="353011718" name="Picture 25"/>
+            <wp:cNvGraphicFramePr>
+              <a:graphicFrameLocks xmlns:a="http://schemas.openxmlformats.org/drawingml/2006/main" noChangeAspect="1"/>
+            </wp:cNvGraphicFramePr>
+            <a:graphic xmlns:a="http://schemas.openxmlformats.org/drawingml/2006/main">
+              <a:graphicData uri="http://schemas.openxmlformats.org/drawingml/2006/picture">
+                <pic:pic xmlns:pic="http://schemas.openxmlformats.org/drawingml/2006/picture">
+                  <pic:nvPicPr>
+                    <pic:cNvPr id="0" name="Picture 22"/>
+                    <pic:cNvPicPr>
+                      <a:picLocks noChangeAspect="1" noChangeArrowheads="1"/>
+                    </pic:cNvPicPr>
+                  </pic:nvPicPr>
+                  <pic:blipFill>
+                    <a:blip r:embed="rId11">
+                      <a:extLst>
+                        <a:ext uri="{28A0092B-C50C-407E-A947-70E740481C1C}">
+                          <a14:useLocalDpi xmlns:a14="http://schemas.microsoft.com/office/drawing/2010/main" val="0"/>
+                        </a:ext>
+                      </a:extLst>
+                    </a:blip>
+                    <a:srcRect/>
+                    <a:stretch>
+                      <a:fillRect/>
+                    </a:stretch>
+                  </pic:blipFill>
+                  <pic:spPr bwMode="auto">
+                    <a:xfrm>
+                      <a:off x="0" y="0"/>
+                      <a:ext cx="3782060" cy="8863330"/>
+                    </a:xfrm>
+                    <a:prstGeom prst="rect">
+                      <a:avLst/>
+                    </a:prstGeom>
+                    <a:noFill/>
+                    <a:ln>
+                      <a:noFill/>
+                    </a:ln>
+                  </pic:spPr>
+                </pic:pic>
+              </a:graphicData>
+            </a:graphic>
+          </wp:inline>
+        </w:drawing>
+      </w:r>
+    </w:p>
+    <w:p>
+      <w:pPr>
+        <w:tabs>
+          <w:tab w:val="left" w:pos="1768"/>
+        </w:tabs>
+        <w:rPr>
+          <w:b/>
+          <w:bCs/>
+          <w:u w:val="single"/>
+        </w:rPr>
+      </w:pPr>
+      <w:r>
+        <w:rPr>
+          <w:b/>
+          <w:bCs/>
+          <w:u w:val="single"/>
+        </w:rPr>
+        <w:lastRenderedPageBreak/>
+        <w:t xml:space="preserve">Sports page </w:t>
+      </w:r>
+    </w:p>
+    <w:p>
+      <w:pPr>
+        <w:tabs>
+          <w:tab w:val="left" w:pos="1768"/>
+        </w:tabs>
+        <w:rPr>
+          <w:b/>
+          <w:bCs/>
+          <w:u w:val="single"/>
+        </w:rPr>
+      </w:pPr>
+      <w:r>
+        <w:rPr>
+          <w:noProof/>
+        </w:rPr>
+        <w:lastRenderedPageBreak/>
+        <w:drawing>
+          <wp:inline distT="0" distB="0" distL="0" distR="0" wp14:anchorId="341AFDBB" wp14:editId="0A84BC7D">
+            <wp:extent cx="5542915" cy="8863330"/>
+            <wp:effectExtent l="0" t="0" r="635" b="0"/>
+            <wp:docPr id="1432708220" name="Picture 21"/>
+            <wp:cNvGraphicFramePr>
+              <a:graphicFrameLocks xmlns:a="http://schemas.openxmlformats.org/drawingml/2006/main" noChangeAspect="1"/>
+            </wp:cNvGraphicFramePr>
+            <a:graphic xmlns:a="http://schemas.openxmlformats.org/drawingml/2006/main">
+              <a:graphicData uri="http://schemas.openxmlformats.org/drawingml/2006/picture">
+                <pic:pic xmlns:pic="http://schemas.openxmlformats.org/drawingml/2006/picture">
+                  <pic:nvPicPr>
+                    <pic:cNvPr id="0" name="Picture 14"/>
+                    <pic:cNvPicPr>
+                      <a:picLocks noChangeAspect="1" noChangeArrowheads="1"/>
+                    </pic:cNvPicPr>
+                  </pic:nvPicPr>
+                  <pic:blipFill>
+                    <a:blip r:embed="rId12">
+                      <a:extLst>
+                        <a:ext uri="{28A0092B-C50C-407E-A947-70E740481C1C}">
+                          <a14:useLocalDpi xmlns:a14="http://schemas.microsoft.com/office/drawing/2010/main" val="0"/>
+                        </a:ext>
+                      </a:extLst>
+                    </a:blip>
+                    <a:srcRect/>
+                    <a:stretch>
+                      <a:fillRect/>
+                    </a:stretch>
+                  </pic:blipFill>
+                  <pic:spPr bwMode="auto">
+                    <a:xfrm>
+                      <a:off x="0" y="0"/>
+                      <a:ext cx="5542915" cy="8863330"/>
+                    </a:xfrm>
+                    <a:prstGeom prst="rect">
+                      <a:avLst/>
+                    </a:prstGeom>
+                    <a:noFill/>
+                    <a:ln>
+                      <a:noFill/>
+                    </a:ln>
+                  </pic:spPr>
+                </pic:pic>
+              </a:graphicData>
+            </a:graphic>
+          </wp:inline>
+        </w:drawing>
+      </w:r>
+    </w:p>
+    <w:p>
+      <w:pPr>
+        <w:tabs>
+          <w:tab w:val="left" w:pos="1768"/>
+        </w:tabs>
+        <w:rPr>
+          <w:b/>
+          <w:bCs/>
+          <w:u w:val="single"/>
+        </w:rPr>
+      </w:pPr>
+      <w:r>
+        <w:rPr>
+          <w:b/>
+          <w:bCs/>
+          <w:u w:val="single"/>
+        </w:rPr>
+        <w:lastRenderedPageBreak/>
+        <w:t>Contact page</w:t>
+      </w:r>
+    </w:p>
+    <w:p>
+      <w:pPr>
+        <w:tabs>
+          <w:tab w:val="left" w:pos="1768"/>
+        </w:tabs>
+        <w:rPr>
+          <w:b/>
+          <w:bCs/>
+          <w:u w:val="single"/>
+        </w:rPr>
+      </w:pPr>
+      <w:r>
+        <w:rPr>
+          <w:noProof/>
+        </w:rPr>
+        <w:lastRenderedPageBreak/>
+        <w:drawing>
+          <wp:inline distT="0" distB="0" distL="0" distR="0" wp14:anchorId="0C150334" wp14:editId="667B4AB0">
+            <wp:extent cx="5542915" cy="8863330"/>
+            <wp:effectExtent l="0" t="0" r="635" b="0"/>
+            <wp:docPr id="384280130" name="Picture 22"/>
+            <wp:cNvGraphicFramePr>
+              <a:graphicFrameLocks xmlns:a="http://schemas.openxmlformats.org/drawingml/2006/main" noChangeAspect="1"/>
+            </wp:cNvGraphicFramePr>
+            <a:graphic xmlns:a="http://schemas.openxmlformats.org/drawingml/2006/main">
+              <a:graphicData uri="http://schemas.openxmlformats.org/drawingml/2006/picture">
+                <pic:pic xmlns:pic="http://schemas.openxmlformats.org/drawingml/2006/picture">
+                  <pic:nvPicPr>
+                    <pic:cNvPr id="0" name="Picture 16"/>
+                    <pic:cNvPicPr>
+                      <a:picLocks noChangeAspect="1" noChangeArrowheads="1"/>
+                    </pic:cNvPicPr>
+                  </pic:nvPicPr>
+                  <pic:blipFill>
+                    <a:blip r:embed="rId13">
+                      <a:extLst>
+                        <a:ext uri="{28A0092B-C50C-407E-A947-70E740481C1C}">
+                          <a14:useLocalDpi xmlns:a14="http://schemas.microsoft.com/office/drawing/2010/main" val="0"/>
+                        </a:ext>
+                      </a:extLst>
+                    </a:blip>
+                    <a:srcRect/>
+                    <a:stretch>
+                      <a:fillRect/>
+                    </a:stretch>
+                  </pic:blipFill>
+                  <pic:spPr bwMode="auto">
+                    <a:xfrm>
+                      <a:off x="0" y="0"/>
+                      <a:ext cx="5542915" cy="8863330"/>
+                    </a:xfrm>
+                    <a:prstGeom prst="rect">
+                      <a:avLst/>
+                    </a:prstGeom>
+                    <a:noFill/>
+                    <a:ln>
+                      <a:noFill/>
+                    </a:ln>
+                  </pic:spPr>
+                </pic:pic>
+              </a:graphicData>
+            </a:graphic>
+          </wp:inline>
+        </w:drawing>
       </w:r>
     </w:p>
     <w:sectPr>
@@ -6153,6 +7831,44 @@
     </w:sectPr>
   </w:body>
 </w:document>
+</file>
+
+<file path=word/endnotes.xml><?xml version="1.0" encoding="utf-8"?>
+<w:endnotes xmlns:wpc="http://schemas.microsoft.com/office/word/2010/wordprocessingCanvas" xmlns:cx="http://schemas.microsoft.com/office/drawing/2014/chartex" xmlns:cx1="http://schemas.microsoft.com/office/drawing/2015/9/8/chartex" xmlns:cx2="http://schemas.microsoft.com/office/drawing/2015/10/21/chartex" xmlns:cx3="http://schemas.microsoft.com/office/drawing/2016/5/9/chartex" xmlns:cx4="http://schemas.microsoft.com/office/drawing/2016/5/10/chartex" xmlns:cx5="http://schemas.microsoft.com/office/drawing/2016/5/11/chartex" xmlns:cx6="http://schemas.microsoft.com/office/drawing/2016/5/12/chartex" xmlns:cx7="http://schemas.microsoft.com/office/drawing/2016/5/13/chartex" xmlns:cx8="http://schemas.microsoft.com/office/drawing/2016/5/14/chartex" xmlns:mc="http://schemas.openxmlformats.org/markup-compatibility/2006" xmlns:aink="http://schemas.microsoft.com/office/drawing/2016/ink" xmlns:am3d="http://schemas.microsoft.com/office/drawing/2017/model3d" xmlns:o="urn:schemas-microsoft-com:office:office" xmlns:oel="http://schemas.microsoft.com/office/2019/extlst" xmlns:r="http://schemas.openxmlformats.org/officeDocument/2006/relationships" xmlns:m="http://schemas.openxmlformats.org/officeDocument/2006/math" xmlns:v="urn:schemas-microsoft-com:vml" xmlns:wp14="http://schemas.microsoft.com/office/word/2010/wordprocessingDrawing" xmlns:wp="http://schemas.openxmlformats.org/drawingml/2006/wordprocessingDrawing" xmlns:w10="urn:schemas-microsoft-com:office:word" xmlns:w="http://schemas.openxmlformats.org/wordprocessingml/2006/main" xmlns:w14="http://schemas.microsoft.com/office/word/2010/wordml" xmlns:w15="http://schemas.microsoft.com/office/word/2012/wordml" xmlns:w16cex="http://schemas.microsoft.com/office/word/2018/wordml/cex" xmlns:w16cid="http://schemas.microsoft.com/office/word/2016/wordml/cid" xmlns:w16="http://schemas.microsoft.com/office/word/2018/wordml" xmlns:w16du="http://schemas.microsoft.com/office/word/2023/wordml/word16du" xmlns:w16sdtdh="http://schemas.microsoft.com/office/word/2020/wordml/sdtdatahash" xmlns:w16sdtfl="http://schemas.microsoft.com/office/word/2024/wordml/sdtformatlock" xmlns:w16se="http://schemas.microsoft.com/office/word/2015/wordml/symex" xmlns:wpg="http://schemas.microsoft.com/office/word/2010/wordprocessingGroup" xmlns:wpi="http://schemas.microsoft.com/office/word/2010/wordprocessingInk" xmlns:wne="http://schemas.microsoft.com/office/word/2006/wordml" xmlns:wps="http://schemas.microsoft.com/office/word/2010/wordprocessingShape" mc:Ignorable="w14 w15 w16se w16cid w16 w16cex w16sdtdh w16sdtfl w16du wp14">
+  <w:endnote w:type="separator" w:id="-1">
+    <w:p>
+      <w:r>
+        <w:separator/>
+      </w:r>
+    </w:p>
+  </w:endnote>
+  <w:endnote w:type="continuationSeparator" w:id="0">
+    <w:p>
+      <w:r>
+        <w:continuationSeparator/>
+      </w:r>
+    </w:p>
+  </w:endnote>
+</w:endnotes>
+</file>
+
+<file path=word/footnotes.xml><?xml version="1.0" encoding="utf-8"?>
+<w:footnotes xmlns:wpc="http://schemas.microsoft.com/office/word/2010/wordprocessingCanvas" xmlns:cx="http://schemas.microsoft.com/office/drawing/2014/chartex" xmlns:cx1="http://schemas.microsoft.com/office/drawing/2015/9/8/chartex" xmlns:cx2="http://schemas.microsoft.com/office/drawing/2015/10/21/chartex" xmlns:cx3="http://schemas.microsoft.com/office/drawing/2016/5/9/chartex" xmlns:cx4="http://schemas.microsoft.com/office/drawing/2016/5/10/chartex" xmlns:cx5="http://schemas.microsoft.com/office/drawing/2016/5/11/chartex" xmlns:cx6="http://schemas.microsoft.com/office/drawing/2016/5/12/chartex" xmlns:cx7="http://schemas.microsoft.com/office/drawing/2016/5/13/chartex" xmlns:cx8="http://schemas.microsoft.com/office/drawing/2016/5/14/chartex" xmlns:mc="http://schemas.openxmlformats.org/markup-compatibility/2006" xmlns:aink="http://schemas.microsoft.com/office/drawing/2016/ink" xmlns:am3d="http://schemas.microsoft.com/office/drawing/2017/model3d" xmlns:o="urn:schemas-microsoft-com:office:office" xmlns:oel="http://schemas.microsoft.com/office/2019/extlst" xmlns:r="http://schemas.openxmlformats.org/officeDocument/2006/relationships" xmlns:m="http://schemas.openxmlformats.org/officeDocument/2006/math" xmlns:v="urn:schemas-microsoft-com:vml" xmlns:wp14="http://schemas.microsoft.com/office/word/2010/wordprocessingDrawing" xmlns:wp="http://schemas.openxmlformats.org/drawingml/2006/wordprocessingDrawing" xmlns:w10="urn:schemas-microsoft-com:office:word" xmlns:w="http://schemas.openxmlformats.org/wordprocessingml/2006/main" xmlns:w14="http://schemas.microsoft.com/office/word/2010/wordml" xmlns:w15="http://schemas.microsoft.com/office/word/2012/wordml" xmlns:w16cex="http://schemas.microsoft.com/office/word/2018/wordml/cex" xmlns:w16cid="http://schemas.microsoft.com/office/word/2016/wordml/cid" xmlns:w16="http://schemas.microsoft.com/office/word/2018/wordml" xmlns:w16du="http://schemas.microsoft.com/office/word/2023/wordml/word16du" xmlns:w16sdtdh="http://schemas.microsoft.com/office/word/2020/wordml/sdtdatahash" xmlns:w16sdtfl="http://schemas.microsoft.com/office/word/2024/wordml/sdtformatlock" xmlns:w16se="http://schemas.microsoft.com/office/word/2015/wordml/symex" xmlns:wpg="http://schemas.microsoft.com/office/word/2010/wordprocessingGroup" xmlns:wpi="http://schemas.microsoft.com/office/word/2010/wordprocessingInk" xmlns:wne="http://schemas.microsoft.com/office/word/2006/wordml" xmlns:wps="http://schemas.microsoft.com/office/word/2010/wordprocessingShape" mc:Ignorable="w14 w15 w16se w16cid w16 w16cex w16sdtdh w16sdtfl w16du wp14">
+  <w:footnote w:type="separator" w:id="-1">
+    <w:p>
+      <w:r>
+        <w:separator/>
+      </w:r>
+    </w:p>
+  </w:footnote>
+  <w:footnote w:type="continuationSeparator" w:id="0">
+    <w:p>
+      <w:r>
+        <w:continuationSeparator/>
+      </w:r>
+    </w:p>
+  </w:footnote>
+</w:footnotes>
 </file>
 
 <file path=word/numbering.xml><?xml version="1.0" encoding="utf-8"?>
@@ -8728,6 +10444,62 @@
       </w:tblBorders>
     </w:tblPr>
   </w:style>
+  <w:style w:type="paragraph" w:styleId="Header">
+    <w:name w:val="header"/>
+    <w:basedOn w:val="Normal"/>
+    <w:link w:val="HeaderChar"/>
+    <w:uiPriority w:val="99"/>
+    <w:unhideWhenUsed/>
+    <w:rsid w:val="00CB5BF7"/>
+    <w:pPr>
+      <w:tabs>
+        <w:tab w:val="center" w:pos="4513"/>
+        <w:tab w:val="right" w:pos="9026"/>
+      </w:tabs>
+    </w:pPr>
+  </w:style>
+  <w:style w:type="character" w:customStyle="1" w:styleId="HeaderChar">
+    <w:name w:val="Header Char"/>
+    <w:basedOn w:val="DefaultParagraphFont"/>
+    <w:link w:val="Header"/>
+    <w:uiPriority w:val="99"/>
+    <w:rsid w:val="00CB5BF7"/>
+    <w:rPr>
+      <w:rFonts w:ascii="Arial" w:eastAsia="Arial" w:hAnsi="Arial" w:cs="Arial"/>
+      <w:color w:val="0F172A"/>
+      <w:kern w:val="0"/>
+      <w:lang w:eastAsia="en-BW"/>
+      <w14:ligatures w14:val="none"/>
+    </w:rPr>
+  </w:style>
+  <w:style w:type="paragraph" w:styleId="Footer">
+    <w:name w:val="footer"/>
+    <w:basedOn w:val="Normal"/>
+    <w:link w:val="FooterChar"/>
+    <w:uiPriority w:val="99"/>
+    <w:unhideWhenUsed/>
+    <w:rsid w:val="00CB5BF7"/>
+    <w:pPr>
+      <w:tabs>
+        <w:tab w:val="center" w:pos="4513"/>
+        <w:tab w:val="right" w:pos="9026"/>
+      </w:tabs>
+    </w:pPr>
+  </w:style>
+  <w:style w:type="character" w:customStyle="1" w:styleId="FooterChar">
+    <w:name w:val="Footer Char"/>
+    <w:basedOn w:val="DefaultParagraphFont"/>
+    <w:link w:val="Footer"/>
+    <w:uiPriority w:val="99"/>
+    <w:rsid w:val="00CB5BF7"/>
+    <w:rPr>
+      <w:rFonts w:ascii="Arial" w:eastAsia="Arial" w:hAnsi="Arial" w:cs="Arial"/>
+      <w:color w:val="0F172A"/>
+      <w:kern w:val="0"/>
+      <w:lang w:eastAsia="en-BW"/>
+      <w14:ligatures w14:val="none"/>
+    </w:rPr>
+  </w:style>
 </w:styles>
 </file>
 

--- a/StreamFlix Documentation.docx
+++ b/StreamFlix Documentation.docx
@@ -24,7 +24,7 @@
                     <pic:cNvPicPr/>
                   </pic:nvPicPr>
                   <pic:blipFill>
-                    <a:blip r:embed="rId7">
+                    <a:blip r:embed="rId8">
                       <a:extLst>
                         <a:ext uri="{28A0092B-C50C-407E-A947-70E740481C1C}">
                           <a14:useLocalDpi xmlns:a14="http://schemas.microsoft.com/office/drawing/2010/main" val="0"/>
@@ -229,19 +229,11 @@
           <w:color w:val="000000" w:themeColor="text1"/>
         </w:rPr>
       </w:pPr>
-      <w:proofErr w:type="spellStart"/>
       <w:r>
         <w:rPr>
           <w:color w:val="000000" w:themeColor="text1"/>
         </w:rPr>
-        <w:t>StreamFlix</w:t>
-      </w:r>
-      <w:proofErr w:type="spellEnd"/>
-      <w:r>
-        <w:rPr>
-          <w:color w:val="000000" w:themeColor="text1"/>
-        </w:rPr>
-        <w:t xml:space="preserve"> is a web-based streaming platform that consolidates the most </w:t>
+        <w:t xml:space="preserve">StreamFlix is a web-based streaming platform that consolidates the most </w:t>
       </w:r>
       <w:r>
         <w:rPr>
@@ -321,21 +313,7 @@
         <w:rPr>
           <w:color w:val="000000" w:themeColor="text1"/>
         </w:rPr>
-        <w:t xml:space="preserve">Showmax is an African streaming platform operated by MultiChoice, recognised for its locally produced content and strong sports including the premier league and </w:t>
-      </w:r>
-      <w:proofErr w:type="spellStart"/>
-      <w:r>
-        <w:rPr>
-          <w:color w:val="000000" w:themeColor="text1"/>
-        </w:rPr>
-        <w:t>Dstv</w:t>
-      </w:r>
-      <w:proofErr w:type="spellEnd"/>
-      <w:r>
-        <w:rPr>
-          <w:color w:val="000000" w:themeColor="text1"/>
-        </w:rPr>
-        <w:t xml:space="preserve"> channels. It is also known for its affordability.</w:t>
+        <w:t>Showmax is an African streaming platform operated by MultiChoice, recognised for its locally produced content and strong sports including the premier league and Dstv channels. It is also known for its affordability.</w:t>
       </w:r>
     </w:p>
     <w:p>
@@ -361,21 +339,7 @@
         <w:rPr>
           <w:color w:val="000000" w:themeColor="text1"/>
         </w:rPr>
-        <w:t xml:space="preserve"> </w:t>
-      </w:r>
-      <w:proofErr w:type="spellStart"/>
-      <w:r>
-        <w:rPr>
-          <w:color w:val="000000" w:themeColor="text1"/>
-        </w:rPr>
-        <w:t>StreamFlix</w:t>
-      </w:r>
-      <w:proofErr w:type="spellEnd"/>
-      <w:r>
-        <w:rPr>
-          <w:color w:val="000000" w:themeColor="text1"/>
-        </w:rPr>
-        <w:t xml:space="preserve"> merges both the cinematic and global depth of Netflix with the African </w:t>
+        <w:t xml:space="preserve"> StreamFlix merges both the cinematic and global depth of Netflix with the African </w:t>
       </w:r>
       <w:r>
         <w:rPr>
@@ -442,21 +406,7 @@
         <w:rPr>
           <w:color w:val="000000" w:themeColor="text1"/>
         </w:rPr>
-        <w:t xml:space="preserve">The main objective of the </w:t>
-      </w:r>
-      <w:proofErr w:type="spellStart"/>
-      <w:r>
-        <w:rPr>
-          <w:color w:val="000000" w:themeColor="text1"/>
-        </w:rPr>
-        <w:t>SteamFlix</w:t>
-      </w:r>
-      <w:proofErr w:type="spellEnd"/>
-      <w:r>
-        <w:rPr>
-          <w:color w:val="000000" w:themeColor="text1"/>
-        </w:rPr>
-        <w:t xml:space="preserve"> website is to esta</w:t>
+        <w:t>The main objective of the SteamFlix website is to esta</w:t>
       </w:r>
       <w:r>
         <w:rPr>
@@ -655,21 +605,7 @@
         <w:rPr>
           <w:color w:val="000000" w:themeColor="text1"/>
         </w:rPr>
-        <w:t xml:space="preserve">Launch </w:t>
-      </w:r>
-      <w:proofErr w:type="spellStart"/>
-      <w:r>
-        <w:rPr>
-          <w:color w:val="000000" w:themeColor="text1"/>
-        </w:rPr>
-        <w:t>StreamFlix</w:t>
-      </w:r>
-      <w:proofErr w:type="spellEnd"/>
-      <w:r>
-        <w:rPr>
-          <w:color w:val="000000" w:themeColor="text1"/>
-        </w:rPr>
-        <w:t xml:space="preserve"> originals</w:t>
+        <w:t>Launch StreamFlix originals</w:t>
       </w:r>
     </w:p>
     <w:p>
@@ -849,15 +785,7 @@
         <w:t>entertainment</w:t>
       </w:r>
       <w:r>
-        <w:t xml:space="preserve"> package. Films for </w:t>
-      </w:r>
-      <w:proofErr w:type="spellStart"/>
-      <w:r>
-        <w:t>adukts</w:t>
-      </w:r>
-      <w:proofErr w:type="spellEnd"/>
-      <w:r>
-        <w:t xml:space="preserve">, age-appropriate content for children and live </w:t>
+        <w:t xml:space="preserve"> package. Films for adukts, age-appropriate content for children and live </w:t>
       </w:r>
       <w:r>
         <w:t>sports. This</w:t>
@@ -918,13 +846,8 @@
       <w:pPr>
         <w:spacing w:before="60" w:after="80"/>
       </w:pPr>
-      <w:proofErr w:type="spellStart"/>
-      <w:r>
-        <w:t>StreamFlix</w:t>
-      </w:r>
-      <w:proofErr w:type="spellEnd"/>
-      <w:r>
-        <w:t xml:space="preserve"> is classified as a Commercial Entertainment Portal with the following characteristics</w:t>
+      <w:r>
+        <w:t>StreamFlix is classified as a Commercial Entertainment Portal with the following characteristics</w:t>
       </w:r>
       <w:r>
         <w:t>:</w:t>
@@ -1459,26 +1382,34 @@
         <w:spacing w:before="60" w:after="80"/>
       </w:pPr>
       <w:r>
+        <w:lastRenderedPageBreak/>
+        <w:t>The site map below shows all the five pages, their sections and the connection between them. Every page is reachable directly from the persistent top navigation bar.</w:t>
+      </w:r>
+    </w:p>
+    <w:p>
+      <w:pPr>
+        <w:spacing w:before="60" w:after="80"/>
+      </w:pPr>
+      <w:r>
         <w:rPr>
           <w:noProof/>
           <w14:ligatures w14:val="standardContextual"/>
         </w:rPr>
-        <w:lastRenderedPageBreak/>
         <mc:AlternateContent>
           <mc:Choice Requires="wps">
             <w:drawing>
-              <wp:anchor distT="0" distB="0" distL="114300" distR="114300" simplePos="0" relativeHeight="251679744" behindDoc="0" locked="0" layoutInCell="1" allowOverlap="1" wp14:anchorId="2C1ED184" wp14:editId="5AE5FA30">
+              <wp:anchor distT="0" distB="0" distL="114300" distR="114300" simplePos="0" relativeHeight="251689984" behindDoc="0" locked="0" layoutInCell="1" allowOverlap="1" wp14:anchorId="05F71225" wp14:editId="034BBFAD">
                 <wp:simplePos x="0" y="0"/>
                 <wp:positionH relativeFrom="column">
-                  <wp:posOffset>2895600</wp:posOffset>
+                  <wp:posOffset>3651421</wp:posOffset>
                 </wp:positionH>
                 <wp:positionV relativeFrom="paragraph">
-                  <wp:posOffset>1173480</wp:posOffset>
+                  <wp:posOffset>690571</wp:posOffset>
                 </wp:positionV>
-                <wp:extent cx="7620" cy="868680"/>
-                <wp:effectExtent l="0" t="0" r="30480" b="26670"/>
+                <wp:extent cx="2007973" cy="797011"/>
+                <wp:effectExtent l="0" t="0" r="30480" b="22225"/>
                 <wp:wrapNone/>
-                <wp:docPr id="2024944447" name="Straight Connector 26"/>
+                <wp:docPr id="1574286642" name="Straight Connector 27"/>
                 <wp:cNvGraphicFramePr/>
                 <a:graphic xmlns:a="http://schemas.openxmlformats.org/drawingml/2006/main">
                   <a:graphicData uri="http://schemas.microsoft.com/office/word/2010/wordprocessingShape">
@@ -1487,7 +1418,7 @@
                       <wps:spPr>
                         <a:xfrm>
                           <a:off x="0" y="0"/>
-                          <a:ext cx="7620" cy="868680"/>
+                          <a:ext cx="2007973" cy="797011"/>
                         </a:xfrm>
                         <a:prstGeom prst="line">
                           <a:avLst/>
@@ -1516,7 +1447,7 @@
           </mc:Choice>
           <mc:Fallback>
             <w:pict>
-              <v:line w14:anchorId="7AB0FB8E" id="Straight Connector 26" o:spid="_x0000_s1026" style="position:absolute;z-index:251679744;visibility:visible;mso-wrap-style:square;mso-wrap-distance-left:9pt;mso-wrap-distance-top:0;mso-wrap-distance-right:9pt;mso-wrap-distance-bottom:0;mso-position-horizontal:absolute;mso-position-horizontal-relative:text;mso-position-vertical:absolute;mso-position-vertical-relative:text" from="228pt,92.4pt" to="228.6pt,160.8pt" o:gfxdata="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" strokecolor="#4472c4 [3204]" strokeweight=".5pt">
+              <v:line w14:anchorId="57A81419" id="Straight Connector 27" o:spid="_x0000_s1026" style="position:absolute;z-index:251689984;visibility:visible;mso-wrap-style:square;mso-wrap-distance-left:9pt;mso-wrap-distance-top:0;mso-wrap-distance-right:9pt;mso-wrap-distance-bottom:0;mso-position-horizontal:absolute;mso-position-horizontal-relative:text;mso-position-vertical:absolute;mso-position-vertical-relative:text" from="287.5pt,54.4pt" to="445.6pt,117.15pt" o:gfxdata="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" strokecolor="#4472c4 [3204]" strokeweight=".5pt">
                 <v:stroke joinstyle="miter"/>
               </v:line>
             </w:pict>
@@ -1526,22 +1457,86 @@
       <w:r>
         <w:rPr>
           <w:noProof/>
+          <w14:ligatures w14:val="standardContextual"/>
         </w:rPr>
         <mc:AlternateContent>
           <mc:Choice Requires="wps">
             <w:drawing>
-              <wp:anchor distT="182880" distB="182880" distL="114300" distR="114300" simplePos="0" relativeHeight="251678720" behindDoc="0" locked="0" layoutInCell="1" allowOverlap="1" wp14:anchorId="02837E03" wp14:editId="5D439901">
+              <wp:anchor distT="0" distB="0" distL="114300" distR="114300" simplePos="0" relativeHeight="251682816" behindDoc="0" locked="0" layoutInCell="1" allowOverlap="1" wp14:anchorId="5C43149A" wp14:editId="3F0B9DF4">
+                <wp:simplePos x="0" y="0"/>
+                <wp:positionH relativeFrom="column">
+                  <wp:posOffset>2933065</wp:posOffset>
+                </wp:positionH>
+                <wp:positionV relativeFrom="paragraph">
+                  <wp:posOffset>1055164</wp:posOffset>
+                </wp:positionV>
+                <wp:extent cx="7620" cy="495300"/>
+                <wp:effectExtent l="0" t="0" r="30480" b="19050"/>
+                <wp:wrapNone/>
+                <wp:docPr id="176132868" name="Straight Connector 31"/>
+                <wp:cNvGraphicFramePr/>
+                <a:graphic xmlns:a="http://schemas.openxmlformats.org/drawingml/2006/main">
+                  <a:graphicData uri="http://schemas.microsoft.com/office/word/2010/wordprocessingShape">
+                    <wps:wsp>
+                      <wps:cNvCnPr/>
+                      <wps:spPr>
+                        <a:xfrm>
+                          <a:off x="0" y="0"/>
+                          <a:ext cx="7620" cy="495300"/>
+                        </a:xfrm>
+                        <a:prstGeom prst="line">
+                          <a:avLst/>
+                        </a:prstGeom>
+                      </wps:spPr>
+                      <wps:style>
+                        <a:lnRef idx="1">
+                          <a:schemeClr val="accent1"/>
+                        </a:lnRef>
+                        <a:fillRef idx="0">
+                          <a:schemeClr val="accent1"/>
+                        </a:fillRef>
+                        <a:effectRef idx="0">
+                          <a:schemeClr val="accent1"/>
+                        </a:effectRef>
+                        <a:fontRef idx="minor">
+                          <a:schemeClr val="tx1"/>
+                        </a:fontRef>
+                      </wps:style>
+                      <wps:bodyPr/>
+                    </wps:wsp>
+                  </a:graphicData>
+                </a:graphic>
+              </wp:anchor>
+            </w:drawing>
+          </mc:Choice>
+          <mc:Fallback>
+            <w:pict>
+              <v:line w14:anchorId="620A0CA3" id="Straight Connector 31" o:spid="_x0000_s1026" style="position:absolute;z-index:251682816;visibility:visible;mso-wrap-style:square;mso-wrap-distance-left:9pt;mso-wrap-distance-top:0;mso-wrap-distance-right:9pt;mso-wrap-distance-bottom:0;mso-position-horizontal:absolute;mso-position-horizontal-relative:text;mso-position-vertical:absolute;mso-position-vertical-relative:text" from="230.95pt,83.1pt" to="231.55pt,122.1pt" o:gfxdata="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" strokecolor="#4472c4 [3204]" strokeweight=".5pt">
+                <v:stroke joinstyle="miter"/>
+              </v:line>
+            </w:pict>
+          </mc:Fallback>
+        </mc:AlternateContent>
+      </w:r>
+      <w:r>
+        <w:rPr>
+          <w:noProof/>
+        </w:rPr>
+        <mc:AlternateContent>
+          <mc:Choice Requires="wps">
+            <w:drawing>
+              <wp:anchor distT="182880" distB="182880" distL="114300" distR="114300" simplePos="0" relativeHeight="251663360" behindDoc="0" locked="0" layoutInCell="1" allowOverlap="1" wp14:anchorId="230C8B33" wp14:editId="6D93C8BD">
                 <wp:simplePos x="0" y="0"/>
                 <wp:positionH relativeFrom="margin">
-                  <wp:posOffset>2216150</wp:posOffset>
+                  <wp:posOffset>2182495</wp:posOffset>
                 </wp:positionH>
                 <wp:positionV relativeFrom="margin">
-                  <wp:posOffset>652145</wp:posOffset>
+                  <wp:posOffset>888863</wp:posOffset>
                 </wp:positionV>
                 <wp:extent cx="1455420" cy="1334770"/>
                 <wp:effectExtent l="0" t="0" r="11430" b="22860"/>
                 <wp:wrapTopAndBottom/>
-                <wp:docPr id="1767382078" name="Rectangle 8" descr="Color-block pull quote"/>
+                <wp:docPr id="2050448845" name="Rectangle 8" descr="Color-block pull quote"/>
                 <wp:cNvGraphicFramePr/>
                 <a:graphic xmlns:a="http://schemas.openxmlformats.org/drawingml/2006/main">
                   <a:graphicData uri="http://schemas.microsoft.com/office/word/2010/wordprocessingShape">
@@ -1591,7 +1586,7 @@
                                 <w:u w:val="single"/>
                                 <w:lang w:val="en-GB"/>
                               </w:rPr>
-                              <w:t>LOGIN</w:t>
+                              <w:t>HOME</w:t>
                             </w:r>
                           </w:p>
                           <w:p>
@@ -1610,7 +1605,16 @@
                                 <w:color w:val="000000" w:themeColor="text1"/>
                                 <w:lang w:val="en-GB"/>
                               </w:rPr>
-                              <w:t>index.html</w:t>
+                              <w:t>home</w:t>
+                            </w:r>
+                            <w:r>
+                              <w:rPr>
+                                <w:b/>
+                                <w:bCs/>
+                                <w:color w:val="000000" w:themeColor="text1"/>
+                                <w:lang w:val="en-GB"/>
+                              </w:rPr>
+                              <w:t>.html</w:t>
                             </w:r>
                           </w:p>
                         </w:txbxContent>
@@ -1635,7 +1639,7 @@
           </mc:Choice>
           <mc:Fallback>
             <w:pict>
-              <v:rect w14:anchorId="02837E03" id="_x0000_s1028" alt="Color-block pull quote" style="position:absolute;margin-left:174.5pt;margin-top:51.35pt;width:114.6pt;height:105.1pt;z-index:251678720;visibility:visible;mso-wrap-style:square;mso-width-percent:0;mso-height-percent:0;mso-wrap-distance-left:9pt;mso-wrap-distance-top:14.4pt;mso-wrap-distance-right:9pt;mso-wrap-distance-bottom:14.4pt;mso-position-horizontal:absolute;mso-position-horizontal-relative:margin;mso-position-vertical:absolute;mso-position-vertical-relative:margin;mso-width-percent:0;mso-height-percent:0;mso-width-relative:margin;mso-height-relative:margin;v-text-anchor:middle" o:gfxdata="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" fillcolor="#82a0d7 [2164]" strokecolor="#4472c4 [3204]" strokeweight=".5pt">
+              <v:rect w14:anchorId="230C8B33" id="_x0000_s1028" alt="Color-block pull quote" style="position:absolute;margin-left:171.85pt;margin-top:70pt;width:114.6pt;height:105.1pt;z-index:251663360;visibility:visible;mso-wrap-style:square;mso-width-percent:0;mso-height-percent:0;mso-wrap-distance-left:9pt;mso-wrap-distance-top:14.4pt;mso-wrap-distance-right:9pt;mso-wrap-distance-bottom:14.4pt;mso-position-horizontal:absolute;mso-position-horizontal-relative:margin;mso-position-vertical:absolute;mso-position-vertical-relative:margin;mso-width-percent:0;mso-height-percent:0;mso-width-relative:margin;mso-height-relative:margin;v-text-anchor:middle" o:gfxdata="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" fillcolor="#82a0d7 [2164]" strokecolor="#4472c4 [3204]" strokeweight=".5pt">
                 <v:fill color2="#678ccf [2612]" rotate="t" colors="0 #a8b7df;.5 #9aabd9;1 #879ed7" focus="100%" type="gradient">
                   <o:fill v:ext="view" type="gradientUnscaled"/>
                 </v:fill>
@@ -1659,7 +1663,7 @@
                           <w:u w:val="single"/>
                           <w:lang w:val="en-GB"/>
                         </w:rPr>
-                        <w:t>LOGIN</w:t>
+                        <w:t>HOME</w:t>
                       </w:r>
                     </w:p>
                     <w:p>
@@ -1678,7 +1682,16 @@
                           <w:color w:val="000000" w:themeColor="text1"/>
                           <w:lang w:val="en-GB"/>
                         </w:rPr>
-                        <w:t>index.html</w:t>
+                        <w:t>home</w:t>
+                      </w:r>
+                      <w:r>
+                        <w:rPr>
+                          <w:b/>
+                          <w:bCs/>
+                          <w:color w:val="000000" w:themeColor="text1"/>
+                          <w:lang w:val="en-GB"/>
+                        </w:rPr>
+                        <w:t>.html</w:t>
                       </w:r>
                     </w:p>
                   </w:txbxContent>
@@ -1689,14 +1702,6 @@
           </mc:Fallback>
         </mc:AlternateContent>
       </w:r>
-      <w:r>
-        <w:t>The site map below shows all the five pages, their sections and the connection between them. Every page is reachable directly from the persistent top navigation bar.</w:t>
-      </w:r>
-    </w:p>
-    <w:p>
-      <w:pPr>
-        <w:spacing w:before="60" w:after="80"/>
-      </w:pPr>
     </w:p>
     <w:p>
       <w:pPr>
@@ -2176,7 +2181,23 @@
                                 <w:bCs/>
                                 <w:lang w:val="en-GB"/>
                               </w:rPr>
-                              <w:t>first time viewers</w:t>
+                              <w:t>first time</w:t>
+                            </w:r>
+                            <w:r>
+                              <w:rPr>
+                                <w:b/>
+                                <w:bCs/>
+                                <w:lang w:val="en-GB"/>
+                              </w:rPr>
+                              <w:t xml:space="preserve"> and </w:t>
+                            </w:r>
+                            <w:r>
+                              <w:rPr>
+                                <w:b/>
+                                <w:bCs/>
+                                <w:lang w:val="en-GB"/>
+                              </w:rPr>
+                              <w:t>for existing viewer</w:t>
                             </w:r>
                           </w:p>
                           <w:p>
@@ -3001,7 +3022,23 @@
                           <w:bCs/>
                           <w:lang w:val="en-GB"/>
                         </w:rPr>
-                        <w:t>first time viewers</w:t>
+                        <w:t>first time</w:t>
+                      </w:r>
+                      <w:r>
+                        <w:rPr>
+                          <w:b/>
+                          <w:bCs/>
+                          <w:lang w:val="en-GB"/>
+                        </w:rPr>
+                        <w:t xml:space="preserve"> and </w:t>
+                      </w:r>
+                      <w:r>
+                        <w:rPr>
+                          <w:b/>
+                          <w:bCs/>
+                          <w:lang w:val="en-GB"/>
+                        </w:rPr>
+                        <w:t>for existing viewer</w:t>
                       </w:r>
                     </w:p>
                     <w:p>
@@ -3710,7 +3747,7 @@
         <mc:AlternateContent>
           <mc:Choice Requires="wps">
             <w:drawing>
-              <wp:anchor distT="0" distB="0" distL="114300" distR="114300" simplePos="0" relativeHeight="251683840" behindDoc="0" locked="0" layoutInCell="1" allowOverlap="1" wp14:anchorId="10581DCB" wp14:editId="3A909975">
+              <wp:anchor distT="0" distB="0" distL="114300" distR="114300" simplePos="0" relativeHeight="251683840" behindDoc="0" locked="0" layoutInCell="1" allowOverlap="1" wp14:anchorId="10581DCB" wp14:editId="68BA9FEF">
                 <wp:simplePos x="0" y="0"/>
                 <wp:positionH relativeFrom="column">
                   <wp:posOffset>3642360</wp:posOffset>
@@ -3759,71 +3796,7 @@
           </mc:Choice>
           <mc:Fallback>
             <w:pict>
-              <v:line w14:anchorId="24F814FD" id="Straight Connector 32" o:spid="_x0000_s1026" style="position:absolute;z-index:251683840;visibility:visible;mso-wrap-style:square;mso-wrap-distance-left:9pt;mso-wrap-distance-top:0;mso-wrap-distance-right:9pt;mso-wrap-distance-bottom:0;mso-position-horizontal:absolute;mso-position-horizontal-relative:text;mso-position-vertical:absolute;mso-position-vertical-relative:text" from="286.8pt,56.8pt" to="333pt,103.6pt" o:gfxdata="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" strokecolor="#4472c4 [3204]" strokeweight=".5pt">
-                <v:stroke joinstyle="miter"/>
-              </v:line>
-            </w:pict>
-          </mc:Fallback>
-        </mc:AlternateContent>
-      </w:r>
-      <w:r>
-        <w:rPr>
-          <w:noProof/>
-          <w14:ligatures w14:val="standardContextual"/>
-        </w:rPr>
-        <mc:AlternateContent>
-          <mc:Choice Requires="wps">
-            <w:drawing>
-              <wp:anchor distT="0" distB="0" distL="114300" distR="114300" simplePos="0" relativeHeight="251682816" behindDoc="0" locked="0" layoutInCell="1" allowOverlap="1" wp14:anchorId="5C43149A" wp14:editId="0A022052">
-                <wp:simplePos x="0" y="0"/>
-                <wp:positionH relativeFrom="column">
-                  <wp:posOffset>2956560</wp:posOffset>
-                </wp:positionH>
-                <wp:positionV relativeFrom="paragraph">
-                  <wp:posOffset>911860</wp:posOffset>
-                </wp:positionV>
-                <wp:extent cx="7620" cy="495300"/>
-                <wp:effectExtent l="0" t="0" r="30480" b="19050"/>
-                <wp:wrapNone/>
-                <wp:docPr id="176132868" name="Straight Connector 31"/>
-                <wp:cNvGraphicFramePr/>
-                <a:graphic xmlns:a="http://schemas.openxmlformats.org/drawingml/2006/main">
-                  <a:graphicData uri="http://schemas.microsoft.com/office/word/2010/wordprocessingShape">
-                    <wps:wsp>
-                      <wps:cNvCnPr/>
-                      <wps:spPr>
-                        <a:xfrm>
-                          <a:off x="0" y="0"/>
-                          <a:ext cx="7620" cy="495300"/>
-                        </a:xfrm>
-                        <a:prstGeom prst="line">
-                          <a:avLst/>
-                        </a:prstGeom>
-                      </wps:spPr>
-                      <wps:style>
-                        <a:lnRef idx="1">
-                          <a:schemeClr val="accent1"/>
-                        </a:lnRef>
-                        <a:fillRef idx="0">
-                          <a:schemeClr val="accent1"/>
-                        </a:fillRef>
-                        <a:effectRef idx="0">
-                          <a:schemeClr val="accent1"/>
-                        </a:effectRef>
-                        <a:fontRef idx="minor">
-                          <a:schemeClr val="tx1"/>
-                        </a:fontRef>
-                      </wps:style>
-                      <wps:bodyPr/>
-                    </wps:wsp>
-                  </a:graphicData>
-                </a:graphic>
-              </wp:anchor>
-            </w:drawing>
-          </mc:Choice>
-          <mc:Fallback>
-            <w:pict>
-              <v:line w14:anchorId="5089EA1C" id="Straight Connector 31" o:spid="_x0000_s1026" style="position:absolute;z-index:251682816;visibility:visible;mso-wrap-style:square;mso-wrap-distance-left:9pt;mso-wrap-distance-top:0;mso-wrap-distance-right:9pt;mso-wrap-distance-bottom:0;mso-position-horizontal:absolute;mso-position-horizontal-relative:text;mso-position-vertical:absolute;mso-position-vertical-relative:text" from="232.8pt,71.8pt" to="233.4pt,110.8pt" o:gfxdata="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" strokecolor="#4472c4 [3204]" strokeweight=".5pt">
+              <v:line w14:anchorId="23BF9CEF" id="Straight Connector 32" o:spid="_x0000_s1026" style="position:absolute;z-index:251683840;visibility:visible;mso-wrap-style:square;mso-wrap-distance-left:9pt;mso-wrap-distance-top:0;mso-wrap-distance-right:9pt;mso-wrap-distance-bottom:0;mso-position-horizontal:absolute;mso-position-horizontal-relative:text;mso-position-vertical:absolute;mso-position-vertical-relative:text" from="286.8pt,56.8pt" to="333pt,103.6pt" o:gfxdata="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" strokecolor="#4472c4 [3204]" strokeweight=".5pt">
                 <v:stroke joinstyle="miter"/>
               </v:line>
             </w:pict>
@@ -3902,7 +3875,7 @@
         <mc:AlternateContent>
           <mc:Choice Requires="wps">
             <w:drawing>
-              <wp:anchor distT="0" distB="0" distL="114300" distR="114300" simplePos="0" relativeHeight="251680768" behindDoc="0" locked="0" layoutInCell="1" allowOverlap="1" wp14:anchorId="4275B62C" wp14:editId="6CF2DF79">
+              <wp:anchor distT="0" distB="0" distL="114300" distR="114300" simplePos="0" relativeHeight="251680768" behindDoc="0" locked="0" layoutInCell="1" allowOverlap="1" wp14:anchorId="4275B62C" wp14:editId="0042072B">
                 <wp:simplePos x="0" y="0"/>
                 <wp:positionH relativeFrom="column">
                   <wp:posOffset>236220</wp:posOffset>
@@ -3951,193 +3924,9 @@
           </mc:Choice>
           <mc:Fallback>
             <w:pict>
-              <v:line w14:anchorId="73CB4129" id="Straight Connector 29" o:spid="_x0000_s1026" style="position:absolute;flip:x;z-index:251680768;visibility:visible;mso-wrap-style:square;mso-wrap-distance-left:9pt;mso-wrap-distance-top:0;mso-wrap-distance-right:9pt;mso-wrap-distance-bottom:0;mso-position-horizontal:absolute;mso-position-horizontal-relative:text;mso-position-vertical:absolute;mso-position-vertical-relative:text" from="18.6pt,48.4pt" to="168.6pt,98.2pt" o:gfxdata="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" strokecolor="#4472c4 [3204]" strokeweight=".5pt">
+              <v:line w14:anchorId="5F182B70" id="Straight Connector 29" o:spid="_x0000_s1026" style="position:absolute;flip:x;z-index:251680768;visibility:visible;mso-wrap-style:square;mso-wrap-distance-left:9pt;mso-wrap-distance-top:0;mso-wrap-distance-right:9pt;mso-wrap-distance-bottom:0;mso-position-horizontal:absolute;mso-position-horizontal-relative:text;mso-position-vertical:absolute;mso-position-vertical-relative:text" from="18.6pt,48.4pt" to="168.6pt,98.2pt" o:gfxdata="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" strokecolor="#4472c4 [3204]" strokeweight=".5pt">
                 <v:stroke joinstyle="miter"/>
               </v:line>
-            </w:pict>
-          </mc:Fallback>
-        </mc:AlternateContent>
-      </w:r>
-      <w:r>
-        <w:rPr>
-          <w:noProof/>
-        </w:rPr>
-        <mc:AlternateContent>
-          <mc:Choice Requires="wps">
-            <w:drawing>
-              <wp:anchor distT="182880" distB="182880" distL="114300" distR="114300" simplePos="0" relativeHeight="251663360" behindDoc="0" locked="0" layoutInCell="1" allowOverlap="1" wp14:anchorId="230C8B33" wp14:editId="5E218429">
-                <wp:simplePos x="0" y="0"/>
-                <wp:positionH relativeFrom="margin">
-                  <wp:posOffset>2170430</wp:posOffset>
-                </wp:positionH>
-                <wp:positionV relativeFrom="margin">
-                  <wp:posOffset>1970405</wp:posOffset>
-                </wp:positionV>
-                <wp:extent cx="1455420" cy="1334770"/>
-                <wp:effectExtent l="0" t="0" r="11430" b="22860"/>
-                <wp:wrapTopAndBottom/>
-                <wp:docPr id="2050448845" name="Rectangle 8" descr="Color-block pull quote"/>
-                <wp:cNvGraphicFramePr/>
-                <a:graphic xmlns:a="http://schemas.openxmlformats.org/drawingml/2006/main">
-                  <a:graphicData uri="http://schemas.microsoft.com/office/word/2010/wordprocessingShape">
-                    <wps:wsp>
-                      <wps:cNvSpPr/>
-                      <wps:spPr>
-                        <a:xfrm>
-                          <a:off x="0" y="0"/>
-                          <a:ext cx="1455420" cy="1334770"/>
-                        </a:xfrm>
-                        <a:prstGeom prst="rect">
-                          <a:avLst/>
-                        </a:prstGeom>
-                        <a:ln/>
-                      </wps:spPr>
-                      <wps:style>
-                        <a:lnRef idx="1">
-                          <a:schemeClr val="accent1"/>
-                        </a:lnRef>
-                        <a:fillRef idx="2">
-                          <a:schemeClr val="accent1"/>
-                        </a:fillRef>
-                        <a:effectRef idx="1">
-                          <a:schemeClr val="accent1"/>
-                        </a:effectRef>
-                        <a:fontRef idx="minor">
-                          <a:schemeClr val="dk1"/>
-                        </a:fontRef>
-                      </wps:style>
-                      <wps:txbx>
-                        <w:txbxContent>
-                          <w:p>
-                            <w:pPr>
-                              <w:rPr>
-                                <w:b/>
-                                <w:bCs/>
-                                <w:color w:val="000000" w:themeColor="text1"/>
-                                <w:u w:val="single"/>
-                                <w:lang w:val="en-GB"/>
-                              </w:rPr>
-                            </w:pPr>
-                            <w:r>
-                              <w:rPr>
-                                <w:b/>
-                                <w:bCs/>
-                                <w:color w:val="000000" w:themeColor="text1"/>
-                                <w:u w:val="single"/>
-                                <w:lang w:val="en-GB"/>
-                              </w:rPr>
-                              <w:t>HOME</w:t>
-                            </w:r>
-                          </w:p>
-                          <w:p>
-                            <w:pPr>
-                              <w:rPr>
-                                <w:b/>
-                                <w:bCs/>
-                                <w:color w:val="000000" w:themeColor="text1"/>
-                                <w:lang w:val="en-GB"/>
-                              </w:rPr>
-                            </w:pPr>
-                            <w:r>
-                              <w:rPr>
-                                <w:b/>
-                                <w:bCs/>
-                                <w:color w:val="000000" w:themeColor="text1"/>
-                                <w:lang w:val="en-GB"/>
-                              </w:rPr>
-                              <w:t>home</w:t>
-                            </w:r>
-                            <w:r>
-                              <w:rPr>
-                                <w:b/>
-                                <w:bCs/>
-                                <w:color w:val="000000" w:themeColor="text1"/>
-                                <w:lang w:val="en-GB"/>
-                              </w:rPr>
-                              <w:t>.html</w:t>
-                            </w:r>
-                          </w:p>
-                        </w:txbxContent>
-                      </wps:txbx>
-                      <wps:bodyPr rot="0" spcFirstLastPara="0" vertOverflow="overflow" horzOverflow="overflow" vert="horz" wrap="square" lIns="365760" tIns="91440" rIns="365760" bIns="91440" numCol="1" spcCol="0" rtlCol="0" fromWordArt="0" anchor="ctr" anchorCtr="0" forceAA="0" compatLnSpc="1">
-                        <a:prstTxWarp prst="textNoShape">
-                          <a:avLst/>
-                        </a:prstTxWarp>
-                        <a:spAutoFit/>
-                      </wps:bodyPr>
-                    </wps:wsp>
-                  </a:graphicData>
-                </a:graphic>
-                <wp14:sizeRelH relativeFrom="margin">
-                  <wp14:pctWidth>0</wp14:pctWidth>
-                </wp14:sizeRelH>
-                <wp14:sizeRelV relativeFrom="margin">
-                  <wp14:pctHeight>0</wp14:pctHeight>
-                </wp14:sizeRelV>
-              </wp:anchor>
-            </w:drawing>
-          </mc:Choice>
-          <mc:Fallback>
-            <w:pict>
-              <v:rect w14:anchorId="230C8B33" id="_x0000_s1030" alt="Color-block pull quote" style="position:absolute;margin-left:170.9pt;margin-top:155.15pt;width:114.6pt;height:105.1pt;z-index:251663360;visibility:visible;mso-wrap-style:square;mso-width-percent:0;mso-height-percent:0;mso-wrap-distance-left:9pt;mso-wrap-distance-top:14.4pt;mso-wrap-distance-right:9pt;mso-wrap-distance-bottom:14.4pt;mso-position-horizontal:absolute;mso-position-horizontal-relative:margin;mso-position-vertical:absolute;mso-position-vertical-relative:margin;mso-width-percent:0;mso-height-percent:0;mso-width-relative:margin;mso-height-relative:margin;v-text-anchor:middle" o:gfxdata="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" fillcolor="#82a0d7 [2164]" strokecolor="#4472c4 [3204]" strokeweight=".5pt">
-                <v:fill color2="#678ccf [2612]" rotate="t" colors="0 #a8b7df;.5 #9aabd9;1 #879ed7" focus="100%" type="gradient">
-                  <o:fill v:ext="view" type="gradientUnscaled"/>
-                </v:fill>
-                <v:textbox style="mso-fit-shape-to-text:t" inset="28.8pt,7.2pt,28.8pt,7.2pt">
-                  <w:txbxContent>
-                    <w:p>
-                      <w:pPr>
-                        <w:rPr>
-                          <w:b/>
-                          <w:bCs/>
-                          <w:color w:val="000000" w:themeColor="text1"/>
-                          <w:u w:val="single"/>
-                          <w:lang w:val="en-GB"/>
-                        </w:rPr>
-                      </w:pPr>
-                      <w:r>
-                        <w:rPr>
-                          <w:b/>
-                          <w:bCs/>
-                          <w:color w:val="000000" w:themeColor="text1"/>
-                          <w:u w:val="single"/>
-                          <w:lang w:val="en-GB"/>
-                        </w:rPr>
-                        <w:t>HOME</w:t>
-                      </w:r>
-                    </w:p>
-                    <w:p>
-                      <w:pPr>
-                        <w:rPr>
-                          <w:b/>
-                          <w:bCs/>
-                          <w:color w:val="000000" w:themeColor="text1"/>
-                          <w:lang w:val="en-GB"/>
-                        </w:rPr>
-                      </w:pPr>
-                      <w:r>
-                        <w:rPr>
-                          <w:b/>
-                          <w:bCs/>
-                          <w:color w:val="000000" w:themeColor="text1"/>
-                          <w:lang w:val="en-GB"/>
-                        </w:rPr>
-                        <w:t>home</w:t>
-                      </w:r>
-                      <w:r>
-                        <w:rPr>
-                          <w:b/>
-                          <w:bCs/>
-                          <w:color w:val="000000" w:themeColor="text1"/>
-                          <w:lang w:val="en-GB"/>
-                        </w:rPr>
-                        <w:t>.html</w:t>
-                      </w:r>
-                    </w:p>
-                  </w:txbxContent>
-                </v:textbox>
-                <w10:wrap type="topAndBottom" anchorx="margin" anchory="margin"/>
-              </v:rect>
             </w:pict>
           </mc:Fallback>
         </mc:AlternateContent>
@@ -4206,7 +3995,13 @@
                               <w:rPr>
                                 <w:lang w:val="en-GB"/>
                               </w:rPr>
-                              <w:t>-Persistent info</w:t>
+                              <w:t>-</w:t>
+                            </w:r>
+                            <w:r>
+                              <w:rPr>
+                                <w:lang w:val="en-GB"/>
+                              </w:rPr>
+                              <w:t xml:space="preserve">sign up </w:t>
                             </w:r>
                           </w:p>
                           <w:p>
@@ -4219,7 +4014,7 @@
                               <w:rPr>
                                 <w:lang w:val="en-GB"/>
                               </w:rPr>
-                              <w:t>-Footer Links</w:t>
+                              <w:t>-Create an account</w:t>
                             </w:r>
                           </w:p>
                           <w:p>
@@ -4228,12 +4023,6 @@
                                 <w:lang w:val="en-GB"/>
                               </w:rPr>
                             </w:pPr>
-                            <w:r>
-                              <w:rPr>
-                                <w:lang w:val="en-GB"/>
-                              </w:rPr>
-                              <w:t>-Social links</w:t>
-                            </w:r>
                           </w:p>
                         </w:txbxContent>
                       </wps:txbx>
@@ -4257,7 +4046,7 @@
           </mc:Choice>
           <mc:Fallback>
             <w:pict>
-              <v:shape w14:anchorId="4BCD2CEA" id="Text Box 11" o:spid="_x0000_s1031" type="#_x0000_t202" style="position:absolute;margin-left:406pt;margin-top:169pt;width:89.4pt;height:65.5pt;z-index:251673600;visibility:visible;mso-wrap-style:square;mso-width-percent:0;mso-height-percent:0;mso-wrap-distance-left:9pt;mso-wrap-distance-top:0;mso-wrap-distance-right:9pt;mso-wrap-distance-bottom:0;mso-position-horizontal:absolute;mso-position-horizontal-relative:text;mso-position-vertical:absolute;mso-position-vertical-relative:text;mso-width-percent:0;mso-height-percent:0;mso-width-relative:margin;mso-height-relative:margin;v-text-anchor:top" o:gfxdata="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" fillcolor="#77b64e [3033]" stroked="f">
+              <v:shape w14:anchorId="4BCD2CEA" id="Text Box 11" o:spid="_x0000_s1030" type="#_x0000_t202" style="position:absolute;margin-left:406pt;margin-top:169pt;width:89.4pt;height:65.5pt;z-index:251673600;visibility:visible;mso-wrap-style:square;mso-width-percent:0;mso-height-percent:0;mso-wrap-distance-left:9pt;mso-wrap-distance-top:0;mso-wrap-distance-right:9pt;mso-wrap-distance-bottom:0;mso-position-horizontal:absolute;mso-position-horizontal-relative:text;mso-position-vertical:absolute;mso-position-vertical-relative:text;mso-width-percent:0;mso-height-percent:0;mso-width-relative:margin;mso-height-relative:margin;v-text-anchor:top" o:gfxdata="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" fillcolor="#77b64e [3033]" stroked="f">
                 <v:fill color2="#6eaa46 [3177]" rotate="t" colors="0 #81b861;.5 #6fb242;1 #61a235" focus="100%" type="gradient">
                   <o:fill v:ext="view" type="gradientUnscaled"/>
                 </v:fill>
@@ -4274,7 +4063,13 @@
                         <w:rPr>
                           <w:lang w:val="en-GB"/>
                         </w:rPr>
-                        <w:t>-Persistent info</w:t>
+                        <w:t>-</w:t>
+                      </w:r>
+                      <w:r>
+                        <w:rPr>
+                          <w:lang w:val="en-GB"/>
+                        </w:rPr>
+                        <w:t xml:space="preserve">sign up </w:t>
                       </w:r>
                     </w:p>
                     <w:p>
@@ -4287,7 +4082,7 @@
                         <w:rPr>
                           <w:lang w:val="en-GB"/>
                         </w:rPr>
-                        <w:t>-Footer Links</w:t>
+                        <w:t>-Create an account</w:t>
                       </w:r>
                     </w:p>
                     <w:p>
@@ -4296,12 +4091,6 @@
                           <w:lang w:val="en-GB"/>
                         </w:rPr>
                       </w:pPr>
-                      <w:r>
-                        <w:rPr>
-                          <w:lang w:val="en-GB"/>
-                        </w:rPr>
-                        <w:t>-Social links</w:t>
-                      </w:r>
                     </w:p>
                   </w:txbxContent>
                 </v:textbox>
@@ -4422,7 +4211,7 @@
           </mc:Choice>
           <mc:Fallback>
             <w:pict>
-              <v:shape w14:anchorId="66D8A589" id="Text Box 10" o:spid="_x0000_s1032" type="#_x0000_t202" style="position:absolute;margin-left:298pt;margin-top:170.5pt;width:92.4pt;height:68pt;z-index:251672576;visibility:visible;mso-wrap-style:square;mso-width-percent:0;mso-height-percent:0;mso-wrap-distance-left:9pt;mso-wrap-distance-top:0;mso-wrap-distance-right:9pt;mso-wrap-distance-bottom:0;mso-position-horizontal:absolute;mso-position-horizontal-relative:text;mso-position-vertical:absolute;mso-position-vertical-relative:text;mso-width-percent:0;mso-height-percent:0;mso-width-relative:margin;mso-height-relative:margin;v-text-anchor:top" o:gfxdata="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" fillcolor="#65a0d7 [3032]" stroked="f">
+              <v:shape w14:anchorId="66D8A589" id="Text Box 10" o:spid="_x0000_s1031" type="#_x0000_t202" style="position:absolute;margin-left:298pt;margin-top:170.5pt;width:92.4pt;height:68pt;z-index:251672576;visibility:visible;mso-wrap-style:square;mso-width-percent:0;mso-height-percent:0;mso-wrap-distance-left:9pt;mso-wrap-distance-top:0;mso-wrap-distance-right:9pt;mso-wrap-distance-bottom:0;mso-position-horizontal:absolute;mso-position-horizontal-relative:text;mso-position-vertical:absolute;mso-position-vertical-relative:text;mso-width-percent:0;mso-height-percent:0;mso-width-relative:margin;mso-height-relative:margin;v-text-anchor:top" o:gfxdata="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" fillcolor="#65a0d7 [3032]" stroked="f">
                 <v:fill color2="#5898d4 [3176]" rotate="t" colors="0 #71a6db;.5 #559bdb;1 #438ac9" focus="100%" type="gradient">
                   <o:fill v:ext="view" type="gradientUnscaled"/>
                 </v:fill>
@@ -4587,7 +4376,7 @@
           </mc:Choice>
           <mc:Fallback>
             <w:pict>
-              <v:shape w14:anchorId="06801C86" id="Text Box 9" o:spid="_x0000_s1033" type="#_x0000_t202" style="position:absolute;margin-left:191pt;margin-top:170.5pt;width:93.9pt;height:68.5pt;z-index:251671552;visibility:visible;mso-wrap-style:square;mso-width-percent:0;mso-height-percent:0;mso-wrap-distance-left:9pt;mso-wrap-distance-top:0;mso-wrap-distance-right:9pt;mso-wrap-distance-bottom:0;mso-position-horizontal:absolute;mso-position-horizontal-relative:text;mso-position-vertical:absolute;mso-position-vertical-relative:text;mso-width-percent:0;mso-height-percent:0;mso-width-relative:margin;mso-height-relative:margin;v-text-anchor:top" o:gfxdata="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" fillcolor="#65a0d7 [3032]" stroked="f">
+              <v:shape w14:anchorId="06801C86" id="Text Box 9" o:spid="_x0000_s1032" type="#_x0000_t202" style="position:absolute;margin-left:191pt;margin-top:170.5pt;width:93.9pt;height:68.5pt;z-index:251671552;visibility:visible;mso-wrap-style:square;mso-width-percent:0;mso-height-percent:0;mso-wrap-distance-left:9pt;mso-wrap-distance-top:0;mso-wrap-distance-right:9pt;mso-wrap-distance-bottom:0;mso-position-horizontal:absolute;mso-position-horizontal-relative:text;mso-position-vertical:absolute;mso-position-vertical-relative:text;mso-width-percent:0;mso-height-percent:0;mso-width-relative:margin;mso-height-relative:margin;v-text-anchor:top" o:gfxdata="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" fillcolor="#65a0d7 [3032]" stroked="f">
                 <v:fill color2="#5898d4 [3176]" rotate="t" colors="0 #71a6db;.5 #559bdb;1 #438ac9" focus="100%" type="gradient">
                   <o:fill v:ext="view" type="gradientUnscaled"/>
                 </v:fill>
@@ -4759,7 +4548,7 @@
           </mc:Choice>
           <mc:Fallback>
             <w:pict>
-              <v:shape w14:anchorId="64310A16" id="Text Box 8" o:spid="_x0000_s1034" type="#_x0000_t202" style="position:absolute;margin-left:83.1pt;margin-top:169.2pt;width:94.5pt;height:71.4pt;z-index:251670528;visibility:visible;mso-wrap-style:square;mso-width-percent:0;mso-height-percent:0;mso-wrap-distance-left:9pt;mso-wrap-distance-top:0;mso-wrap-distance-right:9pt;mso-wrap-distance-bottom:0;mso-position-horizontal:absolute;mso-position-horizontal-relative:text;mso-position-vertical:absolute;mso-position-vertical-relative:text;mso-width-percent:0;mso-height-percent:0;mso-width-relative:margin;mso-height-relative:margin;v-text-anchor:top" o:gfxdata="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" fillcolor="#65a0d7 [3032]" stroked="f">
+              <v:shape w14:anchorId="64310A16" id="Text Box 8" o:spid="_x0000_s1033" type="#_x0000_t202" style="position:absolute;margin-left:83.1pt;margin-top:169.2pt;width:94.5pt;height:71.4pt;z-index:251670528;visibility:visible;mso-wrap-style:square;mso-width-percent:0;mso-height-percent:0;mso-wrap-distance-left:9pt;mso-wrap-distance-top:0;mso-wrap-distance-right:9pt;mso-wrap-distance-bottom:0;mso-position-horizontal:absolute;mso-position-horizontal-relative:text;mso-position-vertical:absolute;mso-position-vertical-relative:text;mso-width-percent:0;mso-height-percent:0;mso-width-relative:margin;mso-height-relative:margin;v-text-anchor:top" o:gfxdata="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" fillcolor="#65a0d7 [3032]" stroked="f">
                 <v:fill color2="#5898d4 [3176]" rotate="t" colors="0 #71a6db;.5 #559bdb;1 #438ac9" focus="100%" type="gradient">
                   <o:fill v:ext="view" type="gradientUnscaled"/>
                 </v:fill>
@@ -4926,7 +4715,7 @@
           </mc:Choice>
           <mc:Fallback>
             <w:pict>
-              <v:shape w14:anchorId="2DD83F69" id="Text Box 3" o:spid="_x0000_s1035" type="#_x0000_t202" style="position:absolute;margin-left:192.6pt;margin-top:104.4pt;width:81pt;height:34.8pt;z-index:251666432;visibility:visible;mso-wrap-style:square;mso-width-percent:0;mso-height-percent:0;mso-wrap-distance-left:9pt;mso-wrap-distance-top:0;mso-wrap-distance-right:9pt;mso-wrap-distance-bottom:0;mso-position-horizontal:absolute;mso-position-horizontal-relative:text;mso-position-vertical:absolute;mso-position-vertical-relative:text;mso-width-percent:0;mso-height-percent:0;mso-width-relative:margin;mso-height-relative:margin;v-text-anchor:top" o:gfxdata="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" fillcolor="#82a0d7 [2164]" strokecolor="#4472c4 [3204]" strokeweight=".5pt">
+              <v:shape w14:anchorId="2DD83F69" id="Text Box 3" o:spid="_x0000_s1034" type="#_x0000_t202" style="position:absolute;margin-left:192.6pt;margin-top:104.4pt;width:81pt;height:34.8pt;z-index:251666432;visibility:visible;mso-wrap-style:square;mso-width-percent:0;mso-height-percent:0;mso-wrap-distance-left:9pt;mso-wrap-distance-top:0;mso-wrap-distance-right:9pt;mso-wrap-distance-bottom:0;mso-position-horizontal:absolute;mso-position-horizontal-relative:text;mso-position-vertical:absolute;mso-position-vertical-relative:text;mso-width-percent:0;mso-height-percent:0;mso-width-relative:margin;mso-height-relative:margin;v-text-anchor:top" o:gfxdata="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" fillcolor="#82a0d7 [2164]" strokecolor="#4472c4 [3204]" strokeweight=".5pt">
                 <v:fill color2="#678ccf [2612]" rotate="t" colors="0 #a8b7df;.5 #9aabd9;1 #879ed7" focus="100%" type="gradient">
                   <o:fill v:ext="view" type="gradientUnscaled"/>
                 </v:fill>
@@ -5080,7 +4869,7 @@
           </mc:Choice>
           <mc:Fallback>
             <w:pict>
-              <v:shape w14:anchorId="2A8D8BBA" id="Text Box 4" o:spid="_x0000_s1036" type="#_x0000_t202" style="position:absolute;margin-left:81.6pt;margin-top:105pt;width:85.8pt;height:34.8pt;z-index:251667456;visibility:visible;mso-wrap-style:square;mso-width-percent:0;mso-height-percent:0;mso-wrap-distance-left:9pt;mso-wrap-distance-top:0;mso-wrap-distance-right:9pt;mso-wrap-distance-bottom:0;mso-position-horizontal:absolute;mso-position-horizontal-relative:text;mso-position-vertical:absolute;mso-position-vertical-relative:text;mso-width-percent:0;mso-height-percent:0;mso-width-relative:margin;mso-height-relative:margin;v-text-anchor:top" o:gfxdata="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" fillcolor="#82a0d7 [2164]" strokecolor="#4472c4 [3204]" strokeweight=".5pt">
+              <v:shape w14:anchorId="2A8D8BBA" id="Text Box 4" o:spid="_x0000_s1035" type="#_x0000_t202" style="position:absolute;margin-left:81.6pt;margin-top:105pt;width:85.8pt;height:34.8pt;z-index:251667456;visibility:visible;mso-wrap-style:square;mso-width-percent:0;mso-height-percent:0;mso-wrap-distance-left:9pt;mso-wrap-distance-top:0;mso-wrap-distance-right:9pt;mso-wrap-distance-bottom:0;mso-position-horizontal:absolute;mso-position-horizontal-relative:text;mso-position-vertical:absolute;mso-position-vertical-relative:text;mso-width-percent:0;mso-height-percent:0;mso-width-relative:margin;mso-height-relative:margin;v-text-anchor:top" o:gfxdata="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" fillcolor="#82a0d7 [2164]" strokecolor="#4472c4 [3204]" strokeweight=".5pt">
                 <v:fill color2="#678ccf [2612]" rotate="t" colors="0 #a8b7df;.5 #9aabd9;1 #879ed7" focus="100%" type="gradient">
                   <o:fill v:ext="view" type="gradientUnscaled"/>
                 </v:fill>
@@ -5234,7 +5023,7 @@
           </mc:Choice>
           <mc:Fallback>
             <w:pict>
-              <v:shape w14:anchorId="46F76E0F" id="Text Box 5" o:spid="_x0000_s1037" type="#_x0000_t202" style="position:absolute;margin-left:-42.6pt;margin-top:103.8pt;width:101.4pt;height:34.8pt;z-index:251668480;visibility:visible;mso-wrap-style:square;mso-width-percent:0;mso-height-percent:0;mso-wrap-distance-left:9pt;mso-wrap-distance-top:0;mso-wrap-distance-right:9pt;mso-wrap-distance-bottom:0;mso-position-horizontal:absolute;mso-position-horizontal-relative:text;mso-position-vertical:absolute;mso-position-vertical-relative:text;mso-width-percent:0;mso-height-percent:0;mso-width-relative:margin;mso-height-relative:margin;v-text-anchor:top" o:gfxdata="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" fillcolor="#82a0d7 [2164]" strokecolor="#4472c4 [3204]" strokeweight=".5pt">
+              <v:shape w14:anchorId="46F76E0F" id="Text Box 5" o:spid="_x0000_s1036" type="#_x0000_t202" style="position:absolute;margin-left:-42.6pt;margin-top:103.8pt;width:101.4pt;height:34.8pt;z-index:251668480;visibility:visible;mso-wrap-style:square;mso-width-percent:0;mso-height-percent:0;mso-wrap-distance-left:9pt;mso-wrap-distance-top:0;mso-wrap-distance-right:9pt;mso-wrap-distance-bottom:0;mso-position-horizontal:absolute;mso-position-horizontal-relative:text;mso-position-vertical:absolute;mso-position-vertical-relative:text;mso-width-percent:0;mso-height-percent:0;mso-width-relative:margin;mso-height-relative:margin;v-text-anchor:top" o:gfxdata="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" fillcolor="#82a0d7 [2164]" strokecolor="#4472c4 [3204]" strokeweight=".5pt">
                 <v:fill color2="#678ccf [2612]" rotate="t" colors="0 #a8b7df;.5 #9aabd9;1 #879ed7" focus="100%" type="gradient">
                   <o:fill v:ext="view" type="gradientUnscaled"/>
                 </v:fill>
@@ -5411,7 +5200,7 @@
           </mc:Choice>
           <mc:Fallback>
             <w:pict>
-              <v:shape w14:anchorId="7BACF058" id="Text Box 7" o:spid="_x0000_s1038" type="#_x0000_t202" style="position:absolute;margin-left:-39.6pt;margin-top:170.4pt;width:105.6pt;height:70.2pt;z-index:251669504;visibility:visible;mso-wrap-style:square;mso-width-percent:0;mso-height-percent:0;mso-wrap-distance-left:9pt;mso-wrap-distance-top:0;mso-wrap-distance-right:9pt;mso-wrap-distance-bottom:0;mso-position-horizontal:absolute;mso-position-horizontal-relative:text;mso-position-vertical:absolute;mso-position-vertical-relative:text;mso-width-percent:0;mso-height-percent:0;mso-width-relative:margin;mso-height-relative:margin;v-text-anchor:top" o:gfxdata="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" fillcolor="#65a0d7 [3032]" stroked="f">
+              <v:shape w14:anchorId="7BACF058" id="Text Box 7" o:spid="_x0000_s1037" type="#_x0000_t202" style="position:absolute;margin-left:-39.6pt;margin-top:170.4pt;width:105.6pt;height:70.2pt;z-index:251669504;visibility:visible;mso-wrap-style:square;mso-width-percent:0;mso-height-percent:0;mso-wrap-distance-left:9pt;mso-wrap-distance-top:0;mso-wrap-distance-right:9pt;mso-wrap-distance-bottom:0;mso-position-horizontal:absolute;mso-position-horizontal-relative:text;mso-position-vertical:absolute;mso-position-vertical-relative:text;mso-width-percent:0;mso-height-percent:0;mso-width-relative:margin;mso-height-relative:margin;v-text-anchor:top" o:gfxdata="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" fillcolor="#65a0d7 [3032]" stroked="f">
                 <v:fill color2="#5898d4 [3176]" rotate="t" colors="0 #71a6db;.5 #559bdb;1 #438ac9" focus="100%" type="gradient">
                   <o:fill v:ext="view" type="gradientUnscaled"/>
                 </v:fill>
@@ -5547,7 +5336,24 @@
                                 <w:bCs/>
                                 <w:lang w:val="en-GB"/>
                               </w:rPr>
-                              <w:t>ALL PAGES</w:t>
+                              <w:t>LOGIN</w:t>
+                            </w:r>
+                          </w:p>
+                          <w:p>
+                            <w:pPr>
+                              <w:rPr>
+                                <w:b/>
+                                <w:bCs/>
+                                <w:lang w:val="en-GB"/>
+                              </w:rPr>
+                            </w:pPr>
+                            <w:r>
+                              <w:rPr>
+                                <w:b/>
+                                <w:bCs/>
+                                <w:lang w:val="en-GB"/>
+                              </w:rPr>
+                              <w:t>Login.html</w:t>
                             </w:r>
                           </w:p>
                         </w:txbxContent>
@@ -5569,7 +5375,7 @@
           </mc:Choice>
           <mc:Fallback>
             <w:pict>
-              <v:shape w14:anchorId="1E50383D" id="Text Box 1" o:spid="_x0000_s1039" type="#_x0000_t202" style="position:absolute;margin-left:409.2pt;margin-top:102.2pt;width:84.6pt;height:35.4pt;z-index:251664384;visibility:visible;mso-wrap-style:square;mso-height-percent:0;mso-wrap-distance-left:9pt;mso-wrap-distance-top:0;mso-wrap-distance-right:9pt;mso-wrap-distance-bottom:0;mso-position-horizontal:absolute;mso-position-horizontal-relative:text;mso-position-vertical:absolute;mso-position-vertical-relative:text;mso-height-percent:0;mso-height-relative:margin;v-text-anchor:top" o:gfxdata="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" fillcolor="#9ecb81 [2169]" strokecolor="#70ad47 [3209]" strokeweight=".5pt">
+              <v:shape w14:anchorId="1E50383D" id="Text Box 1" o:spid="_x0000_s1038" type="#_x0000_t202" style="position:absolute;margin-left:409.2pt;margin-top:102.2pt;width:84.6pt;height:35.4pt;z-index:251664384;visibility:visible;mso-wrap-style:square;mso-height-percent:0;mso-wrap-distance-left:9pt;mso-wrap-distance-top:0;mso-wrap-distance-right:9pt;mso-wrap-distance-bottom:0;mso-position-horizontal:absolute;mso-position-horizontal-relative:text;mso-position-vertical:absolute;mso-position-vertical-relative:text;mso-height-percent:0;mso-height-relative:margin;v-text-anchor:top" o:gfxdata="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" fillcolor="#9ecb81 [2169]" strokecolor="#70ad47 [3209]" strokeweight=".5pt">
                 <v:fill color2="#8ac066 [2617]" rotate="t" colors="0 #b5d5a7;.5 #aace99;1 #9cca86" focus="100%" type="gradient">
                   <o:fill v:ext="view" type="gradientUnscaled"/>
                 </v:fill>
@@ -5589,7 +5395,24 @@
                           <w:bCs/>
                           <w:lang w:val="en-GB"/>
                         </w:rPr>
-                        <w:t>ALL PAGES</w:t>
+                        <w:t>LOGIN</w:t>
+                      </w:r>
+                    </w:p>
+                    <w:p>
+                      <w:pPr>
+                        <w:rPr>
+                          <w:b/>
+                          <w:bCs/>
+                          <w:lang w:val="en-GB"/>
+                        </w:rPr>
+                      </w:pPr>
+                      <w:r>
+                        <w:rPr>
+                          <w:b/>
+                          <w:bCs/>
+                          <w:lang w:val="en-GB"/>
+                        </w:rPr>
+                        <w:t>Login.html</w:t>
                       </w:r>
                     </w:p>
                   </w:txbxContent>
@@ -5706,7 +5529,7 @@
           </mc:Choice>
           <mc:Fallback>
             <w:pict>
-              <v:shape w14:anchorId="6C218814" id="Text Box 2" o:spid="_x0000_s1040" type="#_x0000_t202" style="position:absolute;margin-left:295.2pt;margin-top:103.4pt;width:92.4pt;height:37.8pt;z-index:251665408;visibility:visible;mso-wrap-style:square;mso-width-percent:0;mso-height-percent:0;mso-wrap-distance-left:9pt;mso-wrap-distance-top:0;mso-wrap-distance-right:9pt;mso-wrap-distance-bottom:0;mso-position-horizontal:absolute;mso-position-horizontal-relative:text;mso-position-vertical:absolute;mso-position-vertical-relative:text;mso-width-percent:0;mso-height-percent:0;mso-width-relative:margin;mso-height-relative:margin;v-text-anchor:top" o:gfxdata="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" fillcolor="#82a0d7 [2164]" strokecolor="#4472c4 [3204]" strokeweight=".5pt">
+              <v:shape w14:anchorId="6C218814" id="Text Box 2" o:spid="_x0000_s1039" type="#_x0000_t202" style="position:absolute;margin-left:295.2pt;margin-top:103.4pt;width:92.4pt;height:37.8pt;z-index:251665408;visibility:visible;mso-wrap-style:square;mso-width-percent:0;mso-height-percent:0;mso-wrap-distance-left:9pt;mso-wrap-distance-top:0;mso-wrap-distance-right:9pt;mso-wrap-distance-bottom:0;mso-position-horizontal:absolute;mso-position-horizontal-relative:text;mso-position-vertical:absolute;mso-position-vertical-relative:text;mso-width-percent:0;mso-height-percent:0;mso-width-relative:margin;mso-height-relative:margin;v-text-anchor:top" o:gfxdata="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" fillcolor="#82a0d7 [2164]" strokecolor="#4472c4 [3204]" strokeweight=".5pt">
                 <v:fill color2="#678ccf [2612]" rotate="t" colors="0 #a8b7df;.5 #9aabd9;1 #879ed7" focus="100%" type="gradient">
                   <o:fill v:ext="view" type="gradientUnscaled"/>
                 </v:fill>
@@ -6175,13 +5998,8 @@
             <w:r>
               <w:sym w:font="Wingdings" w:char="F0E0"/>
             </w:r>
-            <w:proofErr w:type="spellStart"/>
             <w:r>
-              <w:t>StreamFlix</w:t>
-            </w:r>
-            <w:proofErr w:type="spellEnd"/>
-            <w:r>
-              <w:t xml:space="preserve"> logo(</w:t>
+              <w:t>StreamFlix logo(</w:t>
             </w:r>
             <w:r>
               <w:t>nav)</w:t>
@@ -6332,7 +6150,7 @@
           </mc:Choice>
           <mc:Fallback>
             <w:pict>
-              <v:rect w14:anchorId="1622825F" id="_x0000_s1041" alt="Color-block pull quote" style="position:absolute;margin-left:-4.35pt;margin-top:502.6pt;width:468pt;height:105.1pt;z-index:251676672;visibility:visible;mso-wrap-style:square;mso-width-percent:1000;mso-height-percent:0;mso-wrap-distance-left:9pt;mso-wrap-distance-top:14.4pt;mso-wrap-distance-right:9pt;mso-wrap-distance-bottom:14.4pt;mso-position-horizontal:absolute;mso-position-horizontal-relative:margin;mso-position-vertical:absolute;mso-position-vertical-relative:margin;mso-width-percent:1000;mso-height-percent:0;mso-width-relative:margin;mso-height-relative:margin;v-text-anchor:middle" o:gfxdata="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" fillcolor="#82a0d7 [2164]" strokecolor="#4472c4 [3204]" strokeweight=".5pt">
+              <v:rect w14:anchorId="1622825F" id="_x0000_s1040" alt="Color-block pull quote" style="position:absolute;margin-left:-4.35pt;margin-top:502.6pt;width:468pt;height:105.1pt;z-index:251676672;visibility:visible;mso-wrap-style:square;mso-width-percent:1000;mso-height-percent:0;mso-wrap-distance-left:9pt;mso-wrap-distance-top:14.4pt;mso-wrap-distance-right:9pt;mso-wrap-distance-bottom:14.4pt;mso-position-horizontal:absolute;mso-position-horizontal-relative:margin;mso-position-vertical:absolute;mso-position-vertical-relative:margin;mso-width-percent:1000;mso-height-percent:0;mso-width-relative:margin;mso-height-relative:margin;v-text-anchor:middle" o:gfxdata="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" fillcolor="#82a0d7 [2164]" strokecolor="#4472c4 [3204]" strokeweight=".5pt">
                 <v:fill color2="#678ccf [2612]" rotate="t" colors="0 #a8b7df;.5 #9aabd9;1 #879ed7" focus="100%" type="gradient">
                   <o:fill v:ext="view" type="gradientUnscaled"/>
                 </v:fill>
@@ -6638,30 +6456,17 @@
         <w:t>his section documents all the technologies, software tools, graphic</w:t>
       </w:r>
       <w:r>
-        <w:t xml:space="preserve"> </w:t>
-      </w:r>
-      <w:proofErr w:type="spellStart"/>
-      <w:r>
-        <w:t>resorce</w:t>
-      </w:r>
-      <w:r>
-        <w:t>s</w:t>
-      </w:r>
-      <w:proofErr w:type="spellEnd"/>
-      <w:r>
-        <w:t xml:space="preserve"> and developmen</w:t>
+        <w:t xml:space="preserve"> resorce</w:t>
+      </w:r>
+      <w:r>
+        <w:t>s and developmen</w:t>
       </w:r>
       <w:r>
         <w:t>t standard</w:t>
       </w:r>
       <w:r>
-        <w:t xml:space="preserve"> used to design and build the </w:t>
-      </w:r>
-      <w:proofErr w:type="spellStart"/>
-      <w:r>
-        <w:t>StreamFlix</w:t>
-      </w:r>
-      <w:proofErr w:type="spellEnd"/>
+        <w:t xml:space="preserve"> used to design and build the StreamFlix</w:t>
+      </w:r>
       <w:r>
         <w:t xml:space="preserve"> website.</w:t>
       </w:r>
@@ -7335,7 +7140,7 @@
                     </pic:cNvPicPr>
                   </pic:nvPicPr>
                   <pic:blipFill>
-                    <a:blip r:embed="rId8">
+                    <a:blip r:embed="rId9">
                       <a:extLst>
                         <a:ext uri="{28A0092B-C50C-407E-A947-70E740481C1C}">
                           <a14:useLocalDpi xmlns:a14="http://schemas.microsoft.com/office/drawing/2010/main" val="0"/>
@@ -7443,7 +7248,7 @@
                     </pic:cNvPicPr>
                   </pic:nvPicPr>
                   <pic:blipFill>
-                    <a:blip r:embed="rId9">
+                    <a:blip r:embed="rId10">
                       <a:extLst>
                         <a:ext uri="{28A0092B-C50C-407E-A947-70E740481C1C}">
                           <a14:useLocalDpi xmlns:a14="http://schemas.microsoft.com/office/drawing/2010/main" val="0"/>
@@ -7525,93 +7330,6 @@
                 <pic:pic xmlns:pic="http://schemas.openxmlformats.org/drawingml/2006/picture">
                   <pic:nvPicPr>
                     <pic:cNvPr id="0" name="Picture 20"/>
-                    <pic:cNvPicPr>
-                      <a:picLocks noChangeAspect="1" noChangeArrowheads="1"/>
-                    </pic:cNvPicPr>
-                  </pic:nvPicPr>
-                  <pic:blipFill>
-                    <a:blip r:embed="rId10">
-                      <a:extLst>
-                        <a:ext uri="{28A0092B-C50C-407E-A947-70E740481C1C}">
-                          <a14:useLocalDpi xmlns:a14="http://schemas.microsoft.com/office/drawing/2010/main" val="0"/>
-                        </a:ext>
-                      </a:extLst>
-                    </a:blip>
-                    <a:srcRect/>
-                    <a:stretch>
-                      <a:fillRect/>
-                    </a:stretch>
-                  </pic:blipFill>
-                  <pic:spPr bwMode="auto">
-                    <a:xfrm>
-                      <a:off x="0" y="0"/>
-                      <a:ext cx="3782060" cy="8863330"/>
-                    </a:xfrm>
-                    <a:prstGeom prst="rect">
-                      <a:avLst/>
-                    </a:prstGeom>
-                    <a:noFill/>
-                    <a:ln>
-                      <a:noFill/>
-                    </a:ln>
-                  </pic:spPr>
-                </pic:pic>
-              </a:graphicData>
-            </a:graphic>
-          </wp:inline>
-        </w:drawing>
-      </w:r>
-    </w:p>
-    <w:p>
-      <w:pPr>
-        <w:tabs>
-          <w:tab w:val="left" w:pos="1768"/>
-        </w:tabs>
-        <w:rPr>
-          <w:b/>
-          <w:bCs/>
-          <w:u w:val="single"/>
-        </w:rPr>
-      </w:pPr>
-      <w:r>
-        <w:rPr>
-          <w:b/>
-          <w:bCs/>
-          <w:u w:val="single"/>
-        </w:rPr>
-        <w:lastRenderedPageBreak/>
-        <w:t>Series page</w:t>
-      </w:r>
-    </w:p>
-    <w:p>
-      <w:pPr>
-        <w:tabs>
-          <w:tab w:val="left" w:pos="1768"/>
-        </w:tabs>
-        <w:rPr>
-          <w:b/>
-          <w:bCs/>
-          <w:u w:val="single"/>
-        </w:rPr>
-      </w:pPr>
-      <w:r>
-        <w:rPr>
-          <w:noProof/>
-        </w:rPr>
-        <w:lastRenderedPageBreak/>
-        <w:drawing>
-          <wp:inline distT="0" distB="0" distL="0" distR="0" wp14:anchorId="2125EA03" wp14:editId="10E3973B">
-            <wp:extent cx="3782060" cy="8863330"/>
-            <wp:effectExtent l="0" t="0" r="8890" b="0"/>
-            <wp:docPr id="353011718" name="Picture 25"/>
-            <wp:cNvGraphicFramePr>
-              <a:graphicFrameLocks xmlns:a="http://schemas.openxmlformats.org/drawingml/2006/main" noChangeAspect="1"/>
-            </wp:cNvGraphicFramePr>
-            <a:graphic xmlns:a="http://schemas.openxmlformats.org/drawingml/2006/main">
-              <a:graphicData uri="http://schemas.openxmlformats.org/drawingml/2006/picture">
-                <pic:pic xmlns:pic="http://schemas.openxmlformats.org/drawingml/2006/picture">
-                  <pic:nvPicPr>
-                    <pic:cNvPr id="0" name="Picture 22"/>
                     <pic:cNvPicPr>
                       <a:picLocks noChangeAspect="1" noChangeArrowheads="1"/>
                     </pic:cNvPicPr>
@@ -7667,6 +7385,93 @@
           <w:u w:val="single"/>
         </w:rPr>
         <w:lastRenderedPageBreak/>
+        <w:t>Series page</w:t>
+      </w:r>
+    </w:p>
+    <w:p>
+      <w:pPr>
+        <w:tabs>
+          <w:tab w:val="left" w:pos="1768"/>
+        </w:tabs>
+        <w:rPr>
+          <w:b/>
+          <w:bCs/>
+          <w:u w:val="single"/>
+        </w:rPr>
+      </w:pPr>
+      <w:r>
+        <w:rPr>
+          <w:noProof/>
+        </w:rPr>
+        <w:lastRenderedPageBreak/>
+        <w:drawing>
+          <wp:inline distT="0" distB="0" distL="0" distR="0" wp14:anchorId="2125EA03" wp14:editId="10E3973B">
+            <wp:extent cx="3782060" cy="8863330"/>
+            <wp:effectExtent l="0" t="0" r="8890" b="0"/>
+            <wp:docPr id="353011718" name="Picture 25"/>
+            <wp:cNvGraphicFramePr>
+              <a:graphicFrameLocks xmlns:a="http://schemas.openxmlformats.org/drawingml/2006/main" noChangeAspect="1"/>
+            </wp:cNvGraphicFramePr>
+            <a:graphic xmlns:a="http://schemas.openxmlformats.org/drawingml/2006/main">
+              <a:graphicData uri="http://schemas.openxmlformats.org/drawingml/2006/picture">
+                <pic:pic xmlns:pic="http://schemas.openxmlformats.org/drawingml/2006/picture">
+                  <pic:nvPicPr>
+                    <pic:cNvPr id="0" name="Picture 22"/>
+                    <pic:cNvPicPr>
+                      <a:picLocks noChangeAspect="1" noChangeArrowheads="1"/>
+                    </pic:cNvPicPr>
+                  </pic:nvPicPr>
+                  <pic:blipFill>
+                    <a:blip r:embed="rId12">
+                      <a:extLst>
+                        <a:ext uri="{28A0092B-C50C-407E-A947-70E740481C1C}">
+                          <a14:useLocalDpi xmlns:a14="http://schemas.microsoft.com/office/drawing/2010/main" val="0"/>
+                        </a:ext>
+                      </a:extLst>
+                    </a:blip>
+                    <a:srcRect/>
+                    <a:stretch>
+                      <a:fillRect/>
+                    </a:stretch>
+                  </pic:blipFill>
+                  <pic:spPr bwMode="auto">
+                    <a:xfrm>
+                      <a:off x="0" y="0"/>
+                      <a:ext cx="3782060" cy="8863330"/>
+                    </a:xfrm>
+                    <a:prstGeom prst="rect">
+                      <a:avLst/>
+                    </a:prstGeom>
+                    <a:noFill/>
+                    <a:ln>
+                      <a:noFill/>
+                    </a:ln>
+                  </pic:spPr>
+                </pic:pic>
+              </a:graphicData>
+            </a:graphic>
+          </wp:inline>
+        </w:drawing>
+      </w:r>
+    </w:p>
+    <w:p>
+      <w:pPr>
+        <w:tabs>
+          <w:tab w:val="left" w:pos="1768"/>
+        </w:tabs>
+        <w:rPr>
+          <w:b/>
+          <w:bCs/>
+          <w:u w:val="single"/>
+        </w:rPr>
+      </w:pPr>
+      <w:r>
+        <w:rPr>
+          <w:b/>
+          <w:bCs/>
+          <w:u w:val="single"/>
+        </w:rPr>
+        <w:lastRenderedPageBreak/>
         <w:t xml:space="preserve">Sports page </w:t>
       </w:r>
     </w:p>
@@ -7704,7 +7509,7 @@
                     </pic:cNvPicPr>
                   </pic:nvPicPr>
                   <pic:blipFill>
-                    <a:blip r:embed="rId12">
+                    <a:blip r:embed="rId13">
                       <a:extLst>
                         <a:ext uri="{28A0092B-C50C-407E-A947-70E740481C1C}">
                           <a14:useLocalDpi xmlns:a14="http://schemas.microsoft.com/office/drawing/2010/main" val="0"/>
@@ -7791,7 +7596,7 @@
                     </pic:cNvPicPr>
                   </pic:nvPicPr>
                   <pic:blipFill>
-                    <a:blip r:embed="rId13">
+                    <a:blip r:embed="rId14">
                       <a:extLst>
                         <a:ext uri="{28A0092B-C50C-407E-A947-70E740481C1C}">
                           <a14:useLocalDpi xmlns:a14="http://schemas.microsoft.com/office/drawing/2010/main" val="0"/>
@@ -10796,4 +10601,16 @@
     </a:ext>
   </a:extLst>
 </a:theme>
+</file>
+
+<file path=customXml/item1.xml><?xml version="1.0" encoding="utf-8"?>
+<b:Sources xmlns:b="http://schemas.openxmlformats.org/officeDocument/2006/bibliography" xmlns="http://schemas.openxmlformats.org/officeDocument/2006/bibliography" SelectedStyle="\APASixthEditionOfficeOnline.xsl" StyleName="APA" Version="6"/>
+</file>
+
+<file path=customXml/itemProps1.xml><?xml version="1.0" encoding="utf-8"?>
+<ds:datastoreItem xmlns:ds="http://schemas.openxmlformats.org/officeDocument/2006/customXml" ds:itemID="{41B1D6B7-59A9-4772-BB22-F3993ABCE139}">
+  <ds:schemaRefs>
+    <ds:schemaRef ds:uri="http://schemas.openxmlformats.org/officeDocument/2006/bibliography"/>
+  </ds:schemaRefs>
+</ds:datastoreItem>
 </file>